--- a/Documentos/Definicion_Stack_Tecnologico.docx
+++ b/Documentos/Definicion_Stack_Tecnologico.docx
@@ -1,6 +1,6 @@
 
 <file path=word/document.xml><?xml version="1.0" encoding="utf-8"?>
-<w:document xmlns:wpc="http://schemas.microsoft.com/office/word/2010/wordprocessingCanvas" xmlns:cx="http://schemas.microsoft.com/office/drawing/2014/chartex" xmlns:mc="http://schemas.openxmlformats.org/markup-compatibility/2006" xmlns:o="urn:schemas-microsoft-com:office:office" xmlns:r="http://schemas.openxmlformats.org/officeDocument/2006/relationships" xmlns:m="http://schemas.openxmlformats.org/officeDocument/2006/math" xmlns:v="urn:schemas-microsoft-com:vml" xmlns:wp14="http://schemas.microsoft.com/office/word/2010/wordprocessingDrawing" xmlns:wp="http://schemas.openxmlformats.org/drawingml/2006/wordprocessingDrawing" xmlns:w10="urn:schemas-microsoft-com:office:word" xmlns:w="http://schemas.openxmlformats.org/wordprocessingml/2006/main" xmlns:w14="http://schemas.microsoft.com/office/word/2010/wordml" xmlns:w15="http://schemas.microsoft.com/office/word/2012/wordml" xmlns:w16se="http://schemas.microsoft.com/office/word/2015/wordml/symex" xmlns:wpg="http://schemas.microsoft.com/office/word/2010/wordprocessingGroup" xmlns:wpi="http://schemas.microsoft.com/office/word/2010/wordprocessingInk" xmlns:wne="http://schemas.microsoft.com/office/word/2006/wordml" xmlns:wps="http://schemas.microsoft.com/office/word/2010/wordprocessingShape" mc:Ignorable="w14 w15 w16se wp14">
+<w:document xmlns:wpc="http://schemas.microsoft.com/office/word/2010/wordprocessingCanvas" xmlns:cx="http://schemas.microsoft.com/office/drawing/2014/chartex" xmlns:cx1="http://schemas.microsoft.com/office/drawing/2015/9/8/chartex" xmlns:cx2="http://schemas.microsoft.com/office/drawing/2015/10/21/chartex" xmlns:cx3="http://schemas.microsoft.com/office/drawing/2016/5/9/chartex" xmlns:cx4="http://schemas.microsoft.com/office/drawing/2016/5/10/chartex" xmlns:cx5="http://schemas.microsoft.com/office/drawing/2016/5/11/chartex" xmlns:cx6="http://schemas.microsoft.com/office/drawing/2016/5/12/chartex" xmlns:cx7="http://schemas.microsoft.com/office/drawing/2016/5/13/chartex" xmlns:cx8="http://schemas.microsoft.com/office/drawing/2016/5/14/chartex" xmlns:mc="http://schemas.openxmlformats.org/markup-compatibility/2006" xmlns:aink="http://schemas.microsoft.com/office/drawing/2016/ink" xmlns:am3d="http://schemas.microsoft.com/office/drawing/2017/model3d" xmlns:o="urn:schemas-microsoft-com:office:office" xmlns:oel="http://schemas.microsoft.com/office/2019/extlst" xmlns:r="http://schemas.openxmlformats.org/officeDocument/2006/relationships" xmlns:m="http://schemas.openxmlformats.org/officeDocument/2006/math" xmlns:v="urn:schemas-microsoft-com:vml" xmlns:wp14="http://schemas.microsoft.com/office/word/2010/wordprocessingDrawing" xmlns:wp="http://schemas.openxmlformats.org/drawingml/2006/wordprocessingDrawing" xmlns:w10="urn:schemas-microsoft-com:office:word" xmlns:w="http://schemas.openxmlformats.org/wordprocessingml/2006/main" xmlns:w14="http://schemas.microsoft.com/office/word/2010/wordml" xmlns:w15="http://schemas.microsoft.com/office/word/2012/wordml" xmlns:w16cex="http://schemas.microsoft.com/office/word/2018/wordml/cex" xmlns:w16cid="http://schemas.microsoft.com/office/word/2016/wordml/cid" xmlns:w16="http://schemas.microsoft.com/office/word/2018/wordml" xmlns:w16du="http://schemas.microsoft.com/office/word/2023/wordml/word16du" xmlns:w16sdtdh="http://schemas.microsoft.com/office/word/2020/wordml/sdtdatahash" xmlns:w16sdtfl="http://schemas.microsoft.com/office/word/2024/wordml/sdtformatlock" xmlns:w16se="http://schemas.microsoft.com/office/word/2015/wordml/symex" xmlns:wpg="http://schemas.microsoft.com/office/word/2010/wordprocessingGroup" xmlns:wpi="http://schemas.microsoft.com/office/word/2010/wordprocessingInk" xmlns:wne="http://schemas.microsoft.com/office/word/2006/wordml" xmlns:wps="http://schemas.microsoft.com/office/word/2010/wordprocessingShape" mc:Ignorable="w14 w15 w16se w16cid w16 w16cex w16sdtdh w16sdtfl w16du wp14">
   <w:body>
     <w:p>
       <w:pPr>
@@ -78,7 +78,27 @@
           <w:bCs/>
           <w:lang w:val="es-AR"/>
         </w:rPr>
-        <w:t>F</w:t>
+        <w:t xml:space="preserve">Fechas planificadas: </w:t>
+      </w:r>
+      <w:r>
+        <w:rPr>
+          <w:lang w:val="es-AR"/>
+        </w:rPr>
+        <w:t>06/08/2026 – 07/08/</w:t>
+      </w:r>
+      <w:proofErr w:type="gramStart"/>
+      <w:r>
+        <w:rPr>
+          <w:lang w:val="es-AR"/>
+        </w:rPr>
+        <w:t>2026  ·</w:t>
+      </w:r>
+      <w:proofErr w:type="gramEnd"/>
+      <w:r>
+        <w:rPr>
+          <w:lang w:val="es-AR"/>
+        </w:rPr>
+        <w:t xml:space="preserve">  </w:t>
       </w:r>
       <w:r>
         <w:rPr>
@@ -86,20 +106,20 @@
           <w:bCs/>
           <w:lang w:val="es-AR"/>
         </w:rPr>
-        <w:t xml:space="preserve">echas planificadas: </w:t>
-      </w:r>
-      <w:r>
-        <w:rPr>
-          <w:lang w:val="es-AR"/>
-        </w:rPr>
-        <w:t>06/08/2026 – 07/08/</w:t>
+        <w:t xml:space="preserve">Carga estimada: </w:t>
+      </w:r>
+      <w:r>
+        <w:rPr>
+          <w:lang w:val="es-AR"/>
+        </w:rPr>
+        <w:t xml:space="preserve">9 </w:t>
       </w:r>
       <w:proofErr w:type="gramStart"/>
       <w:r>
         <w:rPr>
           <w:lang w:val="es-AR"/>
         </w:rPr>
-        <w:t>2026  ·</w:t>
+        <w:t>horas  ·</w:t>
       </w:r>
       <w:proofErr w:type="gramEnd"/>
       <w:r>
@@ -107,20 +127,6 @@
           <w:lang w:val="es-AR"/>
         </w:rPr>
         <w:t xml:space="preserve">  </w:t>
-      </w:r>
-      <w:r>
-        <w:rPr>
-          <w:b/>
-          <w:bCs/>
-          <w:lang w:val="es-AR"/>
-        </w:rPr>
-        <w:t xml:space="preserve">Carga estimada: </w:t>
-      </w:r>
-      <w:r>
-        <w:rPr>
-          <w:lang w:val="es-AR"/>
-        </w:rPr>
-        <w:t xml:space="preserve">9 horas  ·  </w:t>
       </w:r>
       <w:r>
         <w:rPr>
@@ -152,19 +158,11 @@
         </w:rPr>
         <w:t xml:space="preserve">Responsables: </w:t>
       </w:r>
-      <w:proofErr w:type="spellStart"/>
-      <w:r>
-        <w:rPr>
-          <w:lang w:val="es-AR"/>
-        </w:rPr>
-        <w:t>Jonas</w:t>
-      </w:r>
-      <w:proofErr w:type="spellEnd"/>
-      <w:r>
-        <w:rPr>
-          <w:lang w:val="es-AR"/>
-        </w:rPr>
-        <w:t>, Andrés · Mora, Nicolás</w:t>
+      <w:r>
+        <w:rPr>
+          <w:lang w:val="es-AR"/>
+        </w:rPr>
+        <w:t>Jonas, Andrés · Mora, Nicolás</w:t>
       </w:r>
     </w:p>
     <w:p>
@@ -210,13 +208,7 @@
         <w:rPr>
           <w:lang w:val="es-AR"/>
         </w:rPr>
-        <w:t>1.  Apertura y costo cero: priorizar her</w:t>
-      </w:r>
-      <w:r>
-        <w:rPr>
-          <w:lang w:val="es-AR"/>
-        </w:rPr>
-        <w:t xml:space="preserve">ramientas open </w:t>
+        <w:t xml:space="preserve">1.  Apertura y costo cero: priorizar herramientas open </w:t>
       </w:r>
       <w:proofErr w:type="spellStart"/>
       <w:r>
@@ -258,13 +250,7 @@
         <w:rPr>
           <w:lang w:val="es-AR"/>
         </w:rPr>
-        <w:t>3.</w:t>
-      </w:r>
-      <w:r>
-        <w:rPr>
-          <w:lang w:val="es-AR"/>
-        </w:rPr>
-        <w:t xml:space="preserve">  Familiaridad previa del equipo, para sostener el cronograma académico de 634,5 horas sin una curva de aprendizaje que ponga en riesgo el camino crítico.</w:t>
+        <w:t>3.  Familiaridad previa del equipo, para sostener el cronograma académico de 634,5 horas sin una curva de aprendizaje que ponga en riesgo el camino crítico.</w:t>
       </w:r>
     </w:p>
     <w:p>
@@ -278,92 +264,113 @@
         <w:rPr>
           <w:lang w:val="es-AR"/>
         </w:rPr>
-        <w:t>4.  Alineación con los requerimientos no funcionales y los criterios de aceptación del informe, en pa</w:t>
-      </w:r>
-      <w:r>
-        <w:rPr>
-          <w:lang w:val="es-AR"/>
-        </w:rPr>
-        <w:t>rticular persistencia ACID, tiempos de respuesta menores a 3 segundos y arquitectura modular.</w:t>
-      </w:r>
+        <w:t xml:space="preserve">4. </w:t>
+      </w:r>
+      <w:r>
+        <w:rPr>
+          <w:lang w:val="es-AR"/>
+        </w:rPr>
+        <w:t xml:space="preserve">Alineación con los requerimientos funcionales, no funcionales y criterios de aceptación del proyecto, en particular la persistencia mediante transacciones ACID definida en RNF-12, los tiempos de respuesta menores a tres segundos y la arquitectura </w:t>
+      </w:r>
+      <w:proofErr w:type="gramStart"/>
+      <w:r>
+        <w:rPr>
+          <w:lang w:val="es-AR"/>
+        </w:rPr>
+        <w:t>modular.</w:t>
+      </w:r>
+      <w:r>
+        <w:rPr>
+          <w:lang w:val="es-AR"/>
+        </w:rPr>
+        <w:t>.</w:t>
+      </w:r>
+      <w:proofErr w:type="gramEnd"/>
     </w:p>
     <w:p>
       <w:pPr>
         <w:pStyle w:val="Ttulo1"/>
         <w:spacing w:before="300" w:after="140"/>
-      </w:pPr>
-      <w:r>
         <w:rPr>
           <w:b/>
           <w:bCs/>
           <w:color w:val="1E2761"/>
         </w:rPr>
-        <w:t xml:space="preserve">2. </w:t>
-      </w:r>
-      <w:proofErr w:type="spellStart"/>
+      </w:pPr>
       <w:r>
         <w:rPr>
           <w:b/>
           <w:bCs/>
           <w:color w:val="1E2761"/>
         </w:rPr>
-        <w:t>Arquitectura</w:t>
-      </w:r>
-      <w:proofErr w:type="spellEnd"/>
+        <w:t xml:space="preserve">2. </w:t>
+      </w:r>
+      <w:proofErr w:type="spellStart"/>
       <w:r>
         <w:rPr>
           <w:b/>
           <w:bCs/>
           <w:color w:val="1E2761"/>
         </w:rPr>
-        <w:t xml:space="preserve"> </w:t>
-      </w:r>
-      <w:proofErr w:type="spellStart"/>
+        <w:t>Tecnologia</w:t>
+      </w:r>
+      <w:proofErr w:type="spellEnd"/>
       <w:r>
         <w:rPr>
           <w:b/>
           <w:bCs/>
           <w:color w:val="1E2761"/>
         </w:rPr>
-        <w:t>tecnológica</w:t>
-      </w:r>
-      <w:proofErr w:type="spellEnd"/>
+        <w:t xml:space="preserve"> y </w:t>
+      </w:r>
+      <w:proofErr w:type="spellStart"/>
       <w:r>
         <w:rPr>
           <w:b/>
           <w:bCs/>
           <w:color w:val="1E2761"/>
         </w:rPr>
-        <w:t xml:space="preserve"> </w:t>
-      </w:r>
-      <w:proofErr w:type="spellStart"/>
+        <w:t>herramientas</w:t>
+      </w:r>
+      <w:proofErr w:type="spellEnd"/>
       <w:r>
         <w:rPr>
           <w:b/>
           <w:bCs/>
           <w:color w:val="1E2761"/>
         </w:rPr>
-        <w:t>por</w:t>
-      </w:r>
-      <w:proofErr w:type="spellEnd"/>
+        <w:t xml:space="preserve"> </w:t>
+      </w:r>
+      <w:proofErr w:type="spellStart"/>
       <w:r>
         <w:rPr>
           <w:b/>
           <w:bCs/>
           <w:color w:val="1E2761"/>
         </w:rPr>
-        <w:t xml:space="preserve"> </w:t>
-      </w:r>
-      <w:proofErr w:type="spellStart"/>
-      <w:r>
-        <w:rPr>
-          <w:b/>
-          <w:bCs/>
-          <w:color w:val="1E2761"/>
-        </w:rPr>
-        <w:t>capas</w:t>
+        <w:t>seleccionadas</w:t>
       </w:r>
       <w:proofErr w:type="spellEnd"/>
+    </w:p>
+    <w:p>
+      <w:pPr>
+        <w:rPr>
+          <w:lang w:val="es-AR"/>
+        </w:rPr>
+      </w:pPr>
+      <w:r>
+        <w:rPr>
+          <w:lang w:val="es-AR"/>
+        </w:rPr>
+        <w:t>La selección incluye tanto componentes que forman parte de la ejecución del sistema como herramientas utilizadas para diseño, desarrollo, pruebas, gestión y respaldo. Estas últimas apoyan el proyecto, pero no se incorporan al producto desplegado.</w:t>
+      </w:r>
+    </w:p>
+    <w:p>
+      <w:pPr>
+        <w:rPr>
+          <w:lang w:val="es-AR"/>
+        </w:rPr>
+      </w:pPr>
     </w:p>
     <w:tbl>
       <w:tblPr>
@@ -383,24 +390,18 @@
         <w:tblLook w:val="0000" w:firstRow="0" w:lastRow="0" w:firstColumn="0" w:lastColumn="0" w:noHBand="0" w:noVBand="0"/>
       </w:tblPr>
       <w:tblGrid>
-        <w:gridCol w:w="1537"/>
+        <w:gridCol w:w="1538"/>
         <w:gridCol w:w="2379"/>
-        <w:gridCol w:w="4066"/>
+        <w:gridCol w:w="4065"/>
         <w:gridCol w:w="1578"/>
       </w:tblGrid>
       <w:tr>
-        <w:tblPrEx>
-          <w:tblCellMar>
-            <w:top w:w="0" w:type="dxa"/>
-            <w:bottom w:w="0" w:type="dxa"/>
-          </w:tblCellMar>
-        </w:tblPrEx>
         <w:trPr>
           <w:tblHeader/>
         </w:trPr>
         <w:tc>
           <w:tcPr>
-            <w:tcW w:w="1550" w:type="dxa"/>
+            <w:tcW w:w="1538" w:type="dxa"/>
             <w:shd w:val="clear" w:color="auto" w:fill="1E2761"/>
             <w:tcMar>
               <w:top w:w="70" w:type="dxa"/>
@@ -420,14 +421,14 @@
                 <w:sz w:val="19"/>
                 <w:szCs w:val="19"/>
               </w:rPr>
-              <w:t>Capa</w:t>
-            </w:r>
-            <w:proofErr w:type="spellEnd"/>
-          </w:p>
-        </w:tc>
-        <w:tc>
-          <w:tcPr>
-            <w:tcW w:w="2450" w:type="dxa"/>
+              <w:t>Componente</w:t>
+            </w:r>
+            <w:proofErr w:type="spellEnd"/>
+          </w:p>
+        </w:tc>
+        <w:tc>
+          <w:tcPr>
+            <w:tcW w:w="2379" w:type="dxa"/>
             <w:shd w:val="clear" w:color="auto" w:fill="1E2761"/>
             <w:tcMar>
               <w:top w:w="70" w:type="dxa"/>
@@ -476,7 +477,7 @@
         </w:tc>
         <w:tc>
           <w:tcPr>
-            <w:tcW w:w="4260" w:type="dxa"/>
+            <w:tcW w:w="4065" w:type="dxa"/>
             <w:shd w:val="clear" w:color="auto" w:fill="1E2761"/>
             <w:tcMar>
               <w:top w:w="70" w:type="dxa"/>
@@ -503,7 +504,7 @@
         </w:tc>
         <w:tc>
           <w:tcPr>
-            <w:tcW w:w="1300" w:type="dxa"/>
+            <w:tcW w:w="1578" w:type="dxa"/>
             <w:shd w:val="clear" w:color="auto" w:fill="1E2761"/>
             <w:tcMar>
               <w:top w:w="70" w:type="dxa"/>
@@ -534,7 +535,7 @@
                 <w:sz w:val="19"/>
                 <w:szCs w:val="19"/>
               </w:rPr>
-              <w:t xml:space="preserve">(s) que </w:t>
+              <w:t xml:space="preserve">(s) </w:t>
             </w:r>
             <w:proofErr w:type="spellStart"/>
             <w:r>
@@ -545,6 +546,28 @@
                 <w:sz w:val="19"/>
                 <w:szCs w:val="19"/>
               </w:rPr>
+              <w:t>que</w:t>
+            </w:r>
+            <w:proofErr w:type="spellEnd"/>
+            <w:r>
+              <w:rPr>
+                <w:b/>
+                <w:bCs/>
+                <w:color w:val="FFFFFF"/>
+                <w:sz w:val="19"/>
+                <w:szCs w:val="19"/>
+              </w:rPr>
+              <w:t xml:space="preserve"> </w:t>
+            </w:r>
+            <w:proofErr w:type="spellStart"/>
+            <w:r>
+              <w:rPr>
+                <w:b/>
+                <w:bCs/>
+                <w:color w:val="FFFFFF"/>
+                <w:sz w:val="19"/>
+                <w:szCs w:val="19"/>
+              </w:rPr>
               <w:t>cubre</w:t>
             </w:r>
             <w:proofErr w:type="spellEnd"/>
@@ -552,15 +575,9 @@
         </w:tc>
       </w:tr>
       <w:tr>
-        <w:tblPrEx>
-          <w:tblCellMar>
-            <w:top w:w="0" w:type="dxa"/>
-            <w:bottom w:w="0" w:type="dxa"/>
-          </w:tblCellMar>
-        </w:tblPrEx>
-        <w:tc>
-          <w:tcPr>
-            <w:tcW w:w="1550" w:type="dxa"/>
+        <w:tc>
+          <w:tcPr>
+            <w:tcW w:w="1538" w:type="dxa"/>
             <w:shd w:val="clear" w:color="auto" w:fill="FFFFFF"/>
             <w:tcMar>
               <w:top w:w="70" w:type="dxa"/>
@@ -600,7 +617,7 @@
         </w:tc>
         <w:tc>
           <w:tcPr>
-            <w:tcW w:w="2450" w:type="dxa"/>
+            <w:tcW w:w="2379" w:type="dxa"/>
             <w:shd w:val="clear" w:color="auto" w:fill="FFFFFF"/>
             <w:tcMar>
               <w:top w:w="70" w:type="dxa"/>
@@ -622,7 +639,7 @@
         </w:tc>
         <w:tc>
           <w:tcPr>
-            <w:tcW w:w="4260" w:type="dxa"/>
+            <w:tcW w:w="4065" w:type="dxa"/>
             <w:shd w:val="clear" w:color="auto" w:fill="FFFFFF"/>
             <w:tcMar>
               <w:top w:w="70" w:type="dxa"/>
@@ -668,7 +685,7 @@
         </w:tc>
         <w:tc>
           <w:tcPr>
-            <w:tcW w:w="1300" w:type="dxa"/>
+            <w:tcW w:w="1578" w:type="dxa"/>
             <w:shd w:val="clear" w:color="auto" w:fill="FFFFFF"/>
             <w:tcMar>
               <w:top w:w="70" w:type="dxa"/>
@@ -690,15 +707,9 @@
         </w:tc>
       </w:tr>
       <w:tr>
-        <w:tblPrEx>
-          <w:tblCellMar>
-            <w:top w:w="0" w:type="dxa"/>
-            <w:bottom w:w="0" w:type="dxa"/>
-          </w:tblCellMar>
-        </w:tblPrEx>
-        <w:tc>
-          <w:tcPr>
-            <w:tcW w:w="1550" w:type="dxa"/>
+        <w:tc>
+          <w:tcPr>
+            <w:tcW w:w="1538" w:type="dxa"/>
             <w:shd w:val="clear" w:color="auto" w:fill="F1F3FA"/>
             <w:tcMar>
               <w:top w:w="70" w:type="dxa"/>
@@ -720,7 +731,7 @@
         </w:tc>
         <w:tc>
           <w:tcPr>
-            <w:tcW w:w="2450" w:type="dxa"/>
+            <w:tcW w:w="2379" w:type="dxa"/>
             <w:shd w:val="clear" w:color="auto" w:fill="F1F3FA"/>
             <w:tcMar>
               <w:top w:w="70" w:type="dxa"/>
@@ -742,7 +753,7 @@
         </w:tc>
         <w:tc>
           <w:tcPr>
-            <w:tcW w:w="4260" w:type="dxa"/>
+            <w:tcW w:w="4065" w:type="dxa"/>
             <w:shd w:val="clear" w:color="auto" w:fill="F1F3FA"/>
             <w:tcMar>
               <w:top w:w="70" w:type="dxa"/>
@@ -770,7 +781,7 @@
         </w:tc>
         <w:tc>
           <w:tcPr>
-            <w:tcW w:w="1300" w:type="dxa"/>
+            <w:tcW w:w="1578" w:type="dxa"/>
             <w:shd w:val="clear" w:color="auto" w:fill="F1F3FA"/>
             <w:tcMar>
               <w:top w:w="70" w:type="dxa"/>
@@ -792,21 +803,31 @@
                 <w:szCs w:val="19"/>
                 <w:lang w:val="es-AR"/>
               </w:rPr>
-              <w:t>RF-01 a RF-16 (lógica de negocio y motor de reglas)</w:t>
+              <w:t>RF-01 a RF-1</w:t>
+            </w:r>
+            <w:r>
+              <w:rPr>
+                <w:sz w:val="19"/>
+                <w:szCs w:val="19"/>
+                <w:lang w:val="es-AR"/>
+              </w:rPr>
+              <w:t>7</w:t>
+            </w:r>
+            <w:r>
+              <w:rPr>
+                <w:sz w:val="19"/>
+                <w:szCs w:val="19"/>
+                <w:lang w:val="es-AR"/>
+              </w:rPr>
+              <w:t xml:space="preserve"> (lógica de negocio y motor de reglas)</w:t>
             </w:r>
           </w:p>
         </w:tc>
       </w:tr>
       <w:tr>
-        <w:tblPrEx>
-          <w:tblCellMar>
-            <w:top w:w="0" w:type="dxa"/>
-            <w:bottom w:w="0" w:type="dxa"/>
-          </w:tblCellMar>
-        </w:tblPrEx>
-        <w:tc>
-          <w:tcPr>
-            <w:tcW w:w="1550" w:type="dxa"/>
+        <w:tc>
+          <w:tcPr>
+            <w:tcW w:w="1538" w:type="dxa"/>
             <w:shd w:val="clear" w:color="auto" w:fill="FFFFFF"/>
             <w:tcMar>
               <w:top w:w="70" w:type="dxa"/>
@@ -837,7 +858,7 @@
         </w:tc>
         <w:tc>
           <w:tcPr>
-            <w:tcW w:w="2450" w:type="dxa"/>
+            <w:tcW w:w="2379" w:type="dxa"/>
             <w:shd w:val="clear" w:color="auto" w:fill="FFFFFF"/>
             <w:tcMar>
               <w:top w:w="70" w:type="dxa"/>
@@ -859,7 +880,7 @@
         </w:tc>
         <w:tc>
           <w:tcPr>
-            <w:tcW w:w="4260" w:type="dxa"/>
+            <w:tcW w:w="4065" w:type="dxa"/>
             <w:shd w:val="clear" w:color="auto" w:fill="FFFFFF"/>
             <w:tcMar>
               <w:top w:w="70" w:type="dxa"/>
@@ -905,7 +926,7 @@
         </w:tc>
         <w:tc>
           <w:tcPr>
-            <w:tcW w:w="1300" w:type="dxa"/>
+            <w:tcW w:w="1578" w:type="dxa"/>
             <w:shd w:val="clear" w:color="auto" w:fill="FFFFFF"/>
             <w:tcMar>
               <w:top w:w="70" w:type="dxa"/>
@@ -933,15 +954,9 @@
         </w:tc>
       </w:tr>
       <w:tr>
-        <w:tblPrEx>
-          <w:tblCellMar>
-            <w:top w:w="0" w:type="dxa"/>
-            <w:bottom w:w="0" w:type="dxa"/>
-          </w:tblCellMar>
-        </w:tblPrEx>
-        <w:tc>
-          <w:tcPr>
-            <w:tcW w:w="1550" w:type="dxa"/>
+        <w:tc>
+          <w:tcPr>
+            <w:tcW w:w="1538" w:type="dxa"/>
             <w:shd w:val="clear" w:color="auto" w:fill="F1F3FA"/>
             <w:tcMar>
               <w:top w:w="70" w:type="dxa"/>
@@ -952,6 +967,12 @@
             <w:vAlign w:val="center"/>
           </w:tcPr>
           <w:p>
+            <w:pPr>
+              <w:rPr>
+                <w:sz w:val="19"/>
+                <w:szCs w:val="19"/>
+              </w:rPr>
+            </w:pPr>
             <w:proofErr w:type="spellStart"/>
             <w:r>
               <w:rPr>
@@ -961,11 +982,27 @@
               <w:t>Autenticación</w:t>
             </w:r>
             <w:proofErr w:type="spellEnd"/>
-          </w:p>
-        </w:tc>
-        <w:tc>
-          <w:tcPr>
-            <w:tcW w:w="2450" w:type="dxa"/>
+            <w:r>
+              <w:rPr>
+                <w:sz w:val="19"/>
+                <w:szCs w:val="19"/>
+              </w:rPr>
+              <w:t xml:space="preserve"> y </w:t>
+            </w:r>
+            <w:proofErr w:type="spellStart"/>
+            <w:r>
+              <w:rPr>
+                <w:sz w:val="19"/>
+                <w:szCs w:val="19"/>
+              </w:rPr>
+              <w:t>sesiones</w:t>
+            </w:r>
+            <w:proofErr w:type="spellEnd"/>
+          </w:p>
+        </w:tc>
+        <w:tc>
+          <w:tcPr>
+            <w:tcW w:w="2379" w:type="dxa"/>
             <w:shd w:val="clear" w:color="auto" w:fill="F1F3FA"/>
             <w:tcMar>
               <w:top w:w="70" w:type="dxa"/>
@@ -987,7 +1024,7 @@
         </w:tc>
         <w:tc>
           <w:tcPr>
-            <w:tcW w:w="4260" w:type="dxa"/>
+            <w:tcW w:w="4065" w:type="dxa"/>
             <w:shd w:val="clear" w:color="auto" w:fill="F1F3FA"/>
             <w:tcMar>
               <w:top w:w="70" w:type="dxa"/>
@@ -1009,13 +1046,65 @@
                 <w:szCs w:val="19"/>
                 <w:lang w:val="es-AR"/>
               </w:rPr>
-              <w:t>Estándar abierto (RFC 7519) para sesiones sin estado, con expiración configurable</w:t>
-            </w:r>
-          </w:p>
-        </w:tc>
-        <w:tc>
-          <w:tcPr>
-            <w:tcW w:w="1300" w:type="dxa"/>
+              <w:t>Estándar abierto (RFC 7519</w:t>
+            </w:r>
+            <w:proofErr w:type="gramStart"/>
+            <w:r>
+              <w:rPr>
+                <w:sz w:val="19"/>
+                <w:szCs w:val="19"/>
+                <w:lang w:val="es-AR"/>
+              </w:rPr>
+              <w:t xml:space="preserve">) </w:t>
+            </w:r>
+            <w:r>
+              <w:rPr>
+                <w:sz w:val="19"/>
+                <w:szCs w:val="19"/>
+                <w:lang w:val="es-AR"/>
+              </w:rPr>
+              <w:t xml:space="preserve"> que</w:t>
+            </w:r>
+            <w:proofErr w:type="gramEnd"/>
+            <w:r>
+              <w:rPr>
+                <w:sz w:val="19"/>
+                <w:szCs w:val="19"/>
+                <w:lang w:val="es-AR"/>
+              </w:rPr>
+              <w:t xml:space="preserve"> p</w:t>
+            </w:r>
+            <w:r>
+              <w:rPr>
+                <w:sz w:val="19"/>
+                <w:szCs w:val="19"/>
+                <w:lang w:val="es-AR"/>
+              </w:rPr>
+              <w:t xml:space="preserve">ermite sesiones sin estado, vencimiento configurable y autorización diferenciada para Voluntario, Organización y Administrador. El </w:t>
+            </w:r>
+            <w:proofErr w:type="spellStart"/>
+            <w:r>
+              <w:rPr>
+                <w:sz w:val="19"/>
+                <w:szCs w:val="19"/>
+                <w:lang w:val="es-AR"/>
+              </w:rPr>
+              <w:t>backend</w:t>
+            </w:r>
+            <w:proofErr w:type="spellEnd"/>
+            <w:r>
+              <w:rPr>
+                <w:sz w:val="19"/>
+                <w:szCs w:val="19"/>
+                <w:lang w:val="es-AR"/>
+              </w:rPr>
+              <w:t xml:space="preserve"> también verifica el estado vigente de la cuenta.</w:t>
+            </w:r>
+          </w:p>
+        </w:tc>
+        <w:tc>
+          <w:tcPr>
+            <w:tcW w:w="1578" w:type="dxa"/>
             <w:shd w:val="clear" w:color="auto" w:fill="F1F3FA"/>
             <w:tcMar>
               <w:top w:w="70" w:type="dxa"/>
@@ -1037,87 +1126,9 @@
         </w:tc>
       </w:tr>
       <w:tr>
-        <w:tblPrEx>
-          <w:tblCellMar>
-            <w:top w:w="0" w:type="dxa"/>
-            <w:bottom w:w="0" w:type="dxa"/>
-          </w:tblCellMar>
-        </w:tblPrEx>
-        <w:tc>
-          <w:tcPr>
-            <w:tcW w:w="1550" w:type="dxa"/>
-            <w:shd w:val="clear" w:color="auto" w:fill="FFFFFF"/>
-            <w:tcMar>
-              <w:top w:w="70" w:type="dxa"/>
-              <w:left w:w="100" w:type="dxa"/>
-              <w:bottom w:w="70" w:type="dxa"/>
-              <w:right w:w="100" w:type="dxa"/>
-            </w:tcMar>
-            <w:vAlign w:val="center"/>
-          </w:tcPr>
-          <w:p>
-            <w:proofErr w:type="spellStart"/>
-            <w:r>
-              <w:rPr>
-                <w:sz w:val="19"/>
-                <w:szCs w:val="19"/>
-              </w:rPr>
-              <w:t>Mapas</w:t>
-            </w:r>
-            <w:proofErr w:type="spellEnd"/>
-            <w:r>
-              <w:rPr>
-                <w:sz w:val="19"/>
-                <w:szCs w:val="19"/>
-              </w:rPr>
-              <w:t xml:space="preserve"> y </w:t>
-            </w:r>
-            <w:proofErr w:type="spellStart"/>
-            <w:r>
-              <w:rPr>
-                <w:sz w:val="19"/>
-                <w:szCs w:val="19"/>
-              </w:rPr>
-              <w:t>geolocalización</w:t>
-            </w:r>
-            <w:proofErr w:type="spellEnd"/>
-          </w:p>
-        </w:tc>
-        <w:tc>
-          <w:tcPr>
-            <w:tcW w:w="2450" w:type="dxa"/>
-            <w:shd w:val="clear" w:color="auto" w:fill="FFFFFF"/>
-            <w:tcMar>
-              <w:top w:w="70" w:type="dxa"/>
-              <w:left w:w="100" w:type="dxa"/>
-              <w:bottom w:w="70" w:type="dxa"/>
-              <w:right w:w="100" w:type="dxa"/>
-            </w:tcMar>
-            <w:vAlign w:val="center"/>
-          </w:tcPr>
-          <w:p>
-            <w:r>
-              <w:rPr>
-                <w:sz w:val="19"/>
-                <w:szCs w:val="19"/>
-              </w:rPr>
-              <w:t xml:space="preserve">Leaflet + </w:t>
-            </w:r>
-            <w:proofErr w:type="spellStart"/>
-            <w:r>
-              <w:rPr>
-                <w:sz w:val="19"/>
-                <w:szCs w:val="19"/>
-              </w:rPr>
-              <w:t>OpenStreetMap</w:t>
-            </w:r>
-            <w:proofErr w:type="spellEnd"/>
-          </w:p>
-        </w:tc>
-        <w:tc>
-          <w:tcPr>
-            <w:tcW w:w="4260" w:type="dxa"/>
-            <w:shd w:val="clear" w:color="auto" w:fill="FFFFFF"/>
+        <w:tc>
+          <w:tcPr>
+            <w:tcW w:w="1538" w:type="dxa"/>
             <w:tcMar>
               <w:top w:w="70" w:type="dxa"/>
               <w:left w:w="100" w:type="dxa"/>
@@ -1129,124 +1140,188 @@
           <w:p>
             <w:pPr>
               <w:rPr>
-                <w:lang w:val="es-AR"/>
+                <w:sz w:val="19"/>
+                <w:szCs w:val="19"/>
               </w:rPr>
             </w:pPr>
-            <w:r>
-              <w:rPr>
-                <w:sz w:val="19"/>
-                <w:szCs w:val="19"/>
-                <w:lang w:val="es-AR"/>
-              </w:rPr>
-              <w:t xml:space="preserve">Biblioteca de mapas interactivos sin costo de licenciamiento, evita depender de </w:t>
-            </w:r>
-            <w:proofErr w:type="spellStart"/>
-            <w:r>
-              <w:rPr>
-                <w:sz w:val="19"/>
-                <w:szCs w:val="19"/>
-                <w:lang w:val="es-AR"/>
-              </w:rPr>
-              <w:t>APIs</w:t>
-            </w:r>
-            <w:proofErr w:type="spellEnd"/>
-            <w:r>
-              <w:rPr>
-                <w:sz w:val="19"/>
-                <w:szCs w:val="19"/>
-                <w:lang w:val="es-AR"/>
-              </w:rPr>
-              <w:t xml:space="preserve"> comerciales facturadas en USD</w:t>
-            </w:r>
-          </w:p>
-        </w:tc>
-        <w:tc>
-          <w:tcPr>
-            <w:tcW w:w="1300" w:type="dxa"/>
-            <w:shd w:val="clear" w:color="auto" w:fill="FFFFFF"/>
-            <w:tcMar>
-              <w:top w:w="70" w:type="dxa"/>
-              <w:left w:w="100" w:type="dxa"/>
-              <w:bottom w:w="70" w:type="dxa"/>
-              <w:right w:w="100" w:type="dxa"/>
-            </w:tcMar>
-            <w:vAlign w:val="center"/>
-          </w:tcPr>
-          <w:p>
-            <w:r>
-              <w:rPr>
-                <w:sz w:val="19"/>
-                <w:szCs w:val="19"/>
-              </w:rPr>
-              <w:t>RF-05, RF-06</w:t>
+            <w:proofErr w:type="spellStart"/>
+            <w:r>
+              <w:rPr>
+                <w:sz w:val="19"/>
+                <w:szCs w:val="19"/>
+              </w:rPr>
+              <w:t>Protección</w:t>
+            </w:r>
+            <w:proofErr w:type="spellEnd"/>
+            <w:r>
+              <w:rPr>
+                <w:sz w:val="19"/>
+                <w:szCs w:val="19"/>
+              </w:rPr>
+              <w:t xml:space="preserve"> de </w:t>
+            </w:r>
+            <w:proofErr w:type="spellStart"/>
+            <w:r>
+              <w:rPr>
+                <w:sz w:val="19"/>
+                <w:szCs w:val="19"/>
+              </w:rPr>
+              <w:t>contraseñas</w:t>
+            </w:r>
+            <w:proofErr w:type="spellEnd"/>
+          </w:p>
+        </w:tc>
+        <w:tc>
+          <w:tcPr>
+            <w:tcW w:w="2379" w:type="dxa"/>
+            <w:tcMar>
+              <w:top w:w="70" w:type="dxa"/>
+              <w:left w:w="100" w:type="dxa"/>
+              <w:bottom w:w="70" w:type="dxa"/>
+              <w:right w:w="100" w:type="dxa"/>
+            </w:tcMar>
+            <w:vAlign w:val="center"/>
+          </w:tcPr>
+          <w:p>
+            <w:pPr>
+              <w:rPr>
+                <w:sz w:val="19"/>
+                <w:szCs w:val="19"/>
+              </w:rPr>
+            </w:pPr>
+            <w:proofErr w:type="spellStart"/>
+            <w:r>
+              <w:rPr>
+                <w:sz w:val="19"/>
+                <w:szCs w:val="19"/>
+              </w:rPr>
+              <w:t>bcrypt</w:t>
+            </w:r>
+            <w:proofErr w:type="spellEnd"/>
+          </w:p>
+        </w:tc>
+        <w:tc>
+          <w:tcPr>
+            <w:tcW w:w="4065" w:type="dxa"/>
+            <w:tcMar>
+              <w:top w:w="70" w:type="dxa"/>
+              <w:left w:w="100" w:type="dxa"/>
+              <w:bottom w:w="70" w:type="dxa"/>
+              <w:right w:w="100" w:type="dxa"/>
+            </w:tcMar>
+            <w:vAlign w:val="center"/>
+          </w:tcPr>
+          <w:p>
+            <w:pPr>
+              <w:rPr>
+                <w:sz w:val="19"/>
+                <w:szCs w:val="19"/>
+              </w:rPr>
+            </w:pPr>
+            <w:r>
+              <w:rPr>
+                <w:sz w:val="19"/>
+                <w:szCs w:val="19"/>
+              </w:rPr>
+              <w:t>Genera hashes seguros para evitar almacenar contraseñas en texto legible.</w:t>
+            </w:r>
+          </w:p>
+        </w:tc>
+        <w:tc>
+          <w:tcPr>
+            <w:tcW w:w="1578" w:type="dxa"/>
+            <w:tcMar>
+              <w:top w:w="70" w:type="dxa"/>
+              <w:left w:w="100" w:type="dxa"/>
+              <w:bottom w:w="70" w:type="dxa"/>
+              <w:right w:w="100" w:type="dxa"/>
+            </w:tcMar>
+            <w:vAlign w:val="center"/>
+          </w:tcPr>
+          <w:p>
+            <w:pPr>
+              <w:rPr>
+                <w:sz w:val="19"/>
+                <w:szCs w:val="19"/>
+              </w:rPr>
+            </w:pPr>
+            <w:r>
+              <w:rPr>
+                <w:sz w:val="19"/>
+                <w:szCs w:val="19"/>
+              </w:rPr>
+              <w:t>RNF-08</w:t>
             </w:r>
           </w:p>
         </w:tc>
       </w:tr>
       <w:tr>
-        <w:tblPrEx>
-          <w:tblCellMar>
-            <w:top w:w="0" w:type="dxa"/>
-            <w:bottom w:w="0" w:type="dxa"/>
-          </w:tblCellMar>
-        </w:tblPrEx>
-        <w:tc>
-          <w:tcPr>
-            <w:tcW w:w="1550" w:type="dxa"/>
-            <w:shd w:val="clear" w:color="auto" w:fill="F1F3FA"/>
-            <w:tcMar>
-              <w:top w:w="70" w:type="dxa"/>
-              <w:left w:w="100" w:type="dxa"/>
-              <w:bottom w:w="70" w:type="dxa"/>
-              <w:right w:w="100" w:type="dxa"/>
-            </w:tcMar>
-            <w:vAlign w:val="center"/>
-          </w:tcPr>
-          <w:p>
-            <w:proofErr w:type="spellStart"/>
-            <w:r>
-              <w:rPr>
-                <w:sz w:val="19"/>
-                <w:szCs w:val="19"/>
-              </w:rPr>
-              <w:t>Notificaciones</w:t>
-            </w:r>
-            <w:proofErr w:type="spellEnd"/>
-            <w:r>
-              <w:rPr>
-                <w:sz w:val="19"/>
-                <w:szCs w:val="19"/>
-              </w:rPr>
-              <w:t xml:space="preserve"> push</w:t>
-            </w:r>
-          </w:p>
-        </w:tc>
-        <w:tc>
-          <w:tcPr>
-            <w:tcW w:w="2450" w:type="dxa"/>
-            <w:shd w:val="clear" w:color="auto" w:fill="F1F3FA"/>
-            <w:tcMar>
-              <w:top w:w="70" w:type="dxa"/>
-              <w:left w:w="100" w:type="dxa"/>
-              <w:bottom w:w="70" w:type="dxa"/>
-              <w:right w:w="100" w:type="dxa"/>
-            </w:tcMar>
-            <w:vAlign w:val="center"/>
-          </w:tcPr>
-          <w:p>
-            <w:r>
-              <w:rPr>
-                <w:sz w:val="19"/>
-                <w:szCs w:val="19"/>
-              </w:rPr>
-              <w:t>Firebase Cloud Messaging (plan Spark)</w:t>
-            </w:r>
-          </w:p>
-        </w:tc>
-        <w:tc>
-          <w:tcPr>
-            <w:tcW w:w="4260" w:type="dxa"/>
-            <w:shd w:val="clear" w:color="auto" w:fill="F1F3FA"/>
+        <w:tc>
+          <w:tcPr>
+            <w:tcW w:w="1538" w:type="dxa"/>
+            <w:shd w:val="clear" w:color="auto" w:fill="FFFFFF"/>
+            <w:tcMar>
+              <w:top w:w="70" w:type="dxa"/>
+              <w:left w:w="100" w:type="dxa"/>
+              <w:bottom w:w="70" w:type="dxa"/>
+              <w:right w:w="100" w:type="dxa"/>
+            </w:tcMar>
+            <w:vAlign w:val="center"/>
+          </w:tcPr>
+          <w:p>
+            <w:proofErr w:type="spellStart"/>
+            <w:r>
+              <w:rPr>
+                <w:sz w:val="19"/>
+                <w:szCs w:val="19"/>
+              </w:rPr>
+              <w:t>Geolocalización</w:t>
+            </w:r>
+            <w:proofErr w:type="spellEnd"/>
+            <w:r>
+              <w:rPr>
+                <w:sz w:val="19"/>
+                <w:szCs w:val="19"/>
+              </w:rPr>
+              <w:t xml:space="preserve"> del </w:t>
+            </w:r>
+            <w:proofErr w:type="spellStart"/>
+            <w:r>
+              <w:rPr>
+                <w:sz w:val="19"/>
+                <w:szCs w:val="19"/>
+              </w:rPr>
+              <w:t>dispositivo</w:t>
+            </w:r>
+            <w:proofErr w:type="spellEnd"/>
+          </w:p>
+        </w:tc>
+        <w:tc>
+          <w:tcPr>
+            <w:tcW w:w="2379" w:type="dxa"/>
+            <w:shd w:val="clear" w:color="auto" w:fill="FFFFFF"/>
+            <w:tcMar>
+              <w:top w:w="70" w:type="dxa"/>
+              <w:left w:w="100" w:type="dxa"/>
+              <w:bottom w:w="70" w:type="dxa"/>
+              <w:right w:w="100" w:type="dxa"/>
+            </w:tcMar>
+            <w:vAlign w:val="center"/>
+          </w:tcPr>
+          <w:p>
+            <w:r>
+              <w:rPr>
+                <w:sz w:val="19"/>
+                <w:szCs w:val="19"/>
+              </w:rPr>
+              <w:t>Expo Location</w:t>
+            </w:r>
+          </w:p>
+        </w:tc>
+        <w:tc>
+          <w:tcPr>
+            <w:tcW w:w="4065" w:type="dxa"/>
+            <w:shd w:val="clear" w:color="auto" w:fill="FFFFFF"/>
             <w:tcMar>
               <w:top w:w="70" w:type="dxa"/>
               <w:left w:w="100" w:type="dxa"/>
@@ -1267,61 +1342,58 @@
                 <w:szCs w:val="19"/>
                 <w:lang w:val="es-AR"/>
               </w:rPr>
-              <w:t xml:space="preserve">Servicio gratuito para el volumen esperado del prototipo, con </w:t>
-            </w:r>
-            <w:proofErr w:type="spellStart"/>
-            <w:r>
-              <w:rPr>
-                <w:sz w:val="19"/>
-                <w:szCs w:val="19"/>
-                <w:lang w:val="es-AR"/>
-              </w:rPr>
-              <w:t>SDKs</w:t>
-            </w:r>
-            <w:proofErr w:type="spellEnd"/>
-            <w:r>
-              <w:rPr>
-                <w:sz w:val="19"/>
-                <w:szCs w:val="19"/>
-                <w:lang w:val="es-AR"/>
-              </w:rPr>
-              <w:t xml:space="preserve"> oficiales para Android</w:t>
-            </w:r>
-          </w:p>
-        </w:tc>
-        <w:tc>
-          <w:tcPr>
-            <w:tcW w:w="1300" w:type="dxa"/>
-            <w:shd w:val="clear" w:color="auto" w:fill="F1F3FA"/>
-            <w:tcMar>
-              <w:top w:w="70" w:type="dxa"/>
-              <w:left w:w="100" w:type="dxa"/>
-              <w:bottom w:w="70" w:type="dxa"/>
-              <w:right w:w="100" w:type="dxa"/>
-            </w:tcMar>
-            <w:vAlign w:val="center"/>
-          </w:tcPr>
-          <w:p>
-            <w:r>
-              <w:rPr>
-                <w:sz w:val="19"/>
-                <w:szCs w:val="19"/>
-              </w:rPr>
-              <w:t>RF-11</w:t>
+              <w:t>Solicita consentimiento y obtiene coordenadas aproximadas, manteniendo una alternativa manual cuando el permiso no está disponible.</w:t>
+            </w:r>
+          </w:p>
+        </w:tc>
+        <w:tc>
+          <w:tcPr>
+            <w:tcW w:w="1578" w:type="dxa"/>
+            <w:shd w:val="clear" w:color="auto" w:fill="FFFFFF"/>
+            <w:tcMar>
+              <w:top w:w="70" w:type="dxa"/>
+              <w:left w:w="100" w:type="dxa"/>
+              <w:bottom w:w="70" w:type="dxa"/>
+              <w:right w:w="100" w:type="dxa"/>
+            </w:tcMar>
+            <w:vAlign w:val="center"/>
+          </w:tcPr>
+          <w:p>
+            <w:r>
+              <w:rPr>
+                <w:sz w:val="19"/>
+                <w:szCs w:val="19"/>
+              </w:rPr>
+              <w:t>RF-05, R</w:t>
+            </w:r>
+            <w:r>
+              <w:rPr>
+                <w:sz w:val="19"/>
+                <w:szCs w:val="19"/>
+              </w:rPr>
+              <w:t>N</w:t>
+            </w:r>
+            <w:r>
+              <w:rPr>
+                <w:sz w:val="19"/>
+                <w:szCs w:val="19"/>
+              </w:rPr>
+              <w:t>F-0</w:t>
+            </w:r>
+            <w:r>
+              <w:rPr>
+                <w:sz w:val="19"/>
+                <w:szCs w:val="19"/>
+              </w:rPr>
+              <w:t>9</w:t>
             </w:r>
           </w:p>
         </w:tc>
       </w:tr>
       <w:tr>
-        <w:tblPrEx>
-          <w:tblCellMar>
-            <w:top w:w="0" w:type="dxa"/>
-            <w:bottom w:w="0" w:type="dxa"/>
-          </w:tblCellMar>
-        </w:tblPrEx>
-        <w:tc>
-          <w:tcPr>
-            <w:tcW w:w="1550" w:type="dxa"/>
+        <w:tc>
+          <w:tcPr>
+            <w:tcW w:w="1538" w:type="dxa"/>
             <w:shd w:val="clear" w:color="auto" w:fill="FFFFFF"/>
             <w:tcMar>
               <w:top w:w="70" w:type="dxa"/>
@@ -1332,27 +1404,34 @@
             <w:vAlign w:val="center"/>
           </w:tcPr>
           <w:p>
-            <w:r>
-              <w:rPr>
-                <w:sz w:val="19"/>
-                <w:szCs w:val="19"/>
-              </w:rPr>
-              <w:t xml:space="preserve">Control de </w:t>
-            </w:r>
-            <w:proofErr w:type="spellStart"/>
-            <w:r>
-              <w:rPr>
-                <w:sz w:val="19"/>
-                <w:szCs w:val="19"/>
-              </w:rPr>
-              <w:t>versiones</w:t>
-            </w:r>
-            <w:proofErr w:type="spellEnd"/>
-          </w:p>
-        </w:tc>
-        <w:tc>
-          <w:tcPr>
-            <w:tcW w:w="2450" w:type="dxa"/>
+            <w:pPr>
+              <w:rPr>
+                <w:sz w:val="19"/>
+                <w:szCs w:val="19"/>
+              </w:rPr>
+            </w:pPr>
+            <w:r>
+              <w:rPr>
+                <w:sz w:val="19"/>
+                <w:szCs w:val="19"/>
+              </w:rPr>
+              <w:lastRenderedPageBreak/>
+              <w:t xml:space="preserve">Mapas y </w:t>
+            </w:r>
+            <w:proofErr w:type="spellStart"/>
+            <w:r>
+              <w:rPr>
+                <w:sz w:val="19"/>
+                <w:szCs w:val="19"/>
+              </w:rPr>
+              <w:t>visualización</w:t>
+            </w:r>
+            <w:proofErr w:type="spellEnd"/>
+          </w:p>
+        </w:tc>
+        <w:tc>
+          <w:tcPr>
+            <w:tcW w:w="2379" w:type="dxa"/>
             <w:shd w:val="clear" w:color="auto" w:fill="FFFFFF"/>
             <w:tcMar>
               <w:top w:w="70" w:type="dxa"/>
@@ -1363,27 +1442,40 @@
             <w:vAlign w:val="center"/>
           </w:tcPr>
           <w:p>
-            <w:proofErr w:type="spellStart"/>
-            <w:r>
-              <w:rPr>
-                <w:sz w:val="19"/>
-                <w:szCs w:val="19"/>
-              </w:rPr>
-              <w:t>Git</w:t>
-            </w:r>
-            <w:proofErr w:type="spellEnd"/>
-            <w:r>
-              <w:rPr>
-                <w:sz w:val="19"/>
-                <w:szCs w:val="19"/>
-              </w:rPr>
-              <w:t xml:space="preserve"> + GitHub</w:t>
-            </w:r>
-          </w:p>
-        </w:tc>
-        <w:tc>
-          <w:tcPr>
-            <w:tcW w:w="4260" w:type="dxa"/>
+            <w:pPr>
+              <w:rPr>
+                <w:sz w:val="19"/>
+                <w:szCs w:val="19"/>
+              </w:rPr>
+            </w:pPr>
+            <w:r>
+              <w:rPr>
+                <w:sz w:val="19"/>
+                <w:szCs w:val="19"/>
+              </w:rPr>
+              <w:t xml:space="preserve">React Native WebView + Leaflet + OpenStreetMap o </w:t>
+            </w:r>
+            <w:proofErr w:type="spellStart"/>
+            <w:r>
+              <w:rPr>
+                <w:sz w:val="19"/>
+                <w:szCs w:val="19"/>
+              </w:rPr>
+              <w:t>proveedor</w:t>
+            </w:r>
+            <w:proofErr w:type="spellEnd"/>
+            <w:r>
+              <w:rPr>
+                <w:sz w:val="19"/>
+                <w:szCs w:val="19"/>
+              </w:rPr>
+              <w:t xml:space="preserve"> compatible</w:t>
+            </w:r>
+          </w:p>
+        </w:tc>
+        <w:tc>
+          <w:tcPr>
+            <w:tcW w:w="4065" w:type="dxa"/>
             <w:shd w:val="clear" w:color="auto" w:fill="FFFFFF"/>
             <w:tcMar>
               <w:top w:w="70" w:type="dxa"/>
@@ -1396,6 +1488,8 @@
           <w:p>
             <w:pPr>
               <w:rPr>
+                <w:sz w:val="19"/>
+                <w:szCs w:val="19"/>
                 <w:lang w:val="es-AR"/>
               </w:rPr>
             </w:pPr>
@@ -1405,13 +1499,13 @@
                 <w:szCs w:val="19"/>
                 <w:lang w:val="es-AR"/>
               </w:rPr>
-              <w:t>Repositorio remoto gratuito, respaldo continuo del código y la documentación</w:t>
-            </w:r>
-          </w:p>
-        </w:tc>
-        <w:tc>
-          <w:tcPr>
-            <w:tcW w:w="1300" w:type="dxa"/>
+              <w:t>Permite representar mapas y marcadores sin acoplar la lógica de negocio a un proveedor comercial. Deben respetarse la atribución y las políticas del proveedor de teselas.</w:t>
+            </w:r>
+          </w:p>
+        </w:tc>
+        <w:tc>
+          <w:tcPr>
+            <w:tcW w:w="1578" w:type="dxa"/>
             <w:shd w:val="clear" w:color="auto" w:fill="FFFFFF"/>
             <w:tcMar>
               <w:top w:w="70" w:type="dxa"/>
@@ -1424,6 +1518,8 @@
           <w:p>
             <w:pPr>
               <w:rPr>
+                <w:sz w:val="19"/>
+                <w:szCs w:val="19"/>
                 <w:lang w:val="es-AR"/>
               </w:rPr>
             </w:pPr>
@@ -1431,23 +1527,16 @@
               <w:rPr>
                 <w:sz w:val="19"/>
                 <w:szCs w:val="19"/>
-                <w:lang w:val="es-AR"/>
-              </w:rPr>
-              <w:t>Mitigación de riesgo R01 (pérdida de información)</w:t>
+              </w:rPr>
+              <w:t>RF-05, RF-06, RF-09, RF-16</w:t>
             </w:r>
           </w:p>
         </w:tc>
       </w:tr>
       <w:tr>
-        <w:tblPrEx>
-          <w:tblCellMar>
-            <w:top w:w="0" w:type="dxa"/>
-            <w:bottom w:w="0" w:type="dxa"/>
-          </w:tblCellMar>
-        </w:tblPrEx>
-        <w:tc>
-          <w:tcPr>
-            <w:tcW w:w="1550" w:type="dxa"/>
+        <w:tc>
+          <w:tcPr>
+            <w:tcW w:w="1538" w:type="dxa"/>
             <w:shd w:val="clear" w:color="auto" w:fill="F1F3FA"/>
             <w:tcMar>
               <w:top w:w="70" w:type="dxa"/>
@@ -1464,21 +1553,21 @@
                 <w:sz w:val="19"/>
                 <w:szCs w:val="19"/>
               </w:rPr>
-              <w:t>Diseño</w:t>
-            </w:r>
-            <w:proofErr w:type="spellEnd"/>
-            <w:r>
-              <w:rPr>
-                <w:sz w:val="19"/>
-                <w:szCs w:val="19"/>
-              </w:rPr>
-              <w:t xml:space="preserve"> de interfaces</w:t>
-            </w:r>
-          </w:p>
-        </w:tc>
-        <w:tc>
-          <w:tcPr>
-            <w:tcW w:w="2450" w:type="dxa"/>
+              <w:t>Notificaciones</w:t>
+            </w:r>
+            <w:proofErr w:type="spellEnd"/>
+            <w:r>
+              <w:rPr>
+                <w:sz w:val="19"/>
+                <w:szCs w:val="19"/>
+              </w:rPr>
+              <w:t xml:space="preserve"> push</w:t>
+            </w:r>
+          </w:p>
+        </w:tc>
+        <w:tc>
+          <w:tcPr>
+            <w:tcW w:w="2379" w:type="dxa"/>
             <w:shd w:val="clear" w:color="auto" w:fill="F1F3FA"/>
             <w:tcMar>
               <w:top w:w="70" w:type="dxa"/>
@@ -1489,20 +1578,18 @@
             <w:vAlign w:val="center"/>
           </w:tcPr>
           <w:p>
-            <w:proofErr w:type="spellStart"/>
-            <w:r>
-              <w:rPr>
-                <w:sz w:val="19"/>
-                <w:szCs w:val="19"/>
-              </w:rPr>
-              <w:t>Figma</w:t>
-            </w:r>
-            <w:proofErr w:type="spellEnd"/>
-          </w:p>
-        </w:tc>
-        <w:tc>
-          <w:tcPr>
-            <w:tcW w:w="4260" w:type="dxa"/>
+            <w:r>
+              <w:rPr>
+                <w:sz w:val="19"/>
+                <w:szCs w:val="19"/>
+              </w:rPr>
+              <w:t>Firebase Cloud Messaging (plan Spark)</w:t>
+            </w:r>
+          </w:p>
+        </w:tc>
+        <w:tc>
+          <w:tcPr>
+            <w:tcW w:w="4065" w:type="dxa"/>
             <w:shd w:val="clear" w:color="auto" w:fill="F1F3FA"/>
             <w:tcMar>
               <w:top w:w="70" w:type="dxa"/>
@@ -1518,47 +1605,37 @@
                 <w:lang w:val="es-AR"/>
               </w:rPr>
             </w:pPr>
-            <w:proofErr w:type="spellStart"/>
-            <w:r>
-              <w:rPr>
-                <w:sz w:val="19"/>
-                <w:szCs w:val="19"/>
-                <w:lang w:val="es-AR"/>
-              </w:rPr>
-              <w:t>Prototipado</w:t>
-            </w:r>
-            <w:proofErr w:type="spellEnd"/>
-            <w:r>
-              <w:rPr>
-                <w:sz w:val="19"/>
-                <w:szCs w:val="19"/>
-                <w:lang w:val="es-AR"/>
-              </w:rPr>
-              <w:t xml:space="preserve"> de </w:t>
-            </w:r>
-            <w:proofErr w:type="spellStart"/>
-            <w:r>
-              <w:rPr>
-                <w:sz w:val="19"/>
-                <w:szCs w:val="19"/>
-                <w:lang w:val="es-AR"/>
-              </w:rPr>
-              <w:t>wireframes</w:t>
-            </w:r>
-            <w:proofErr w:type="spellEnd"/>
-            <w:r>
-              <w:rPr>
-                <w:sz w:val="19"/>
-                <w:szCs w:val="19"/>
-                <w:lang w:val="es-AR"/>
-              </w:rPr>
-              <w:t xml:space="preserve"> colaborativo, plan gratuito suficiente para el equipo</w:t>
-            </w:r>
-          </w:p>
-        </w:tc>
-        <w:tc>
-          <w:tcPr>
-            <w:tcW w:w="1300" w:type="dxa"/>
+            <w:r>
+              <w:rPr>
+                <w:sz w:val="19"/>
+                <w:szCs w:val="19"/>
+                <w:lang w:val="es-AR"/>
+              </w:rPr>
+              <w:t xml:space="preserve">Servicio gratuito para el volumen esperado del prototipo, con </w:t>
+            </w:r>
+            <w:proofErr w:type="spellStart"/>
+            <w:r>
+              <w:rPr>
+                <w:sz w:val="19"/>
+                <w:szCs w:val="19"/>
+                <w:lang w:val="es-AR"/>
+              </w:rPr>
+              <w:t>SDKs</w:t>
+            </w:r>
+            <w:proofErr w:type="spellEnd"/>
+            <w:r>
+              <w:rPr>
+                <w:sz w:val="19"/>
+                <w:szCs w:val="19"/>
+                <w:lang w:val="es-AR"/>
+              </w:rPr>
+              <w:t xml:space="preserve"> oficiales para Android</w:t>
+            </w:r>
+          </w:p>
+        </w:tc>
+        <w:tc>
+          <w:tcPr>
+            <w:tcW w:w="1578" w:type="dxa"/>
             <w:shd w:val="clear" w:color="auto" w:fill="F1F3FA"/>
             <w:tcMar>
               <w:top w:w="70" w:type="dxa"/>
@@ -1574,21 +1651,15 @@
                 <w:sz w:val="19"/>
                 <w:szCs w:val="19"/>
               </w:rPr>
-              <w:t>RNF-03</w:t>
+              <w:t>RF-11</w:t>
             </w:r>
           </w:p>
         </w:tc>
       </w:tr>
       <w:tr>
-        <w:tblPrEx>
-          <w:tblCellMar>
-            <w:top w:w="0" w:type="dxa"/>
-            <w:bottom w:w="0" w:type="dxa"/>
-          </w:tblCellMar>
-        </w:tblPrEx>
-        <w:tc>
-          <w:tcPr>
-            <w:tcW w:w="1550" w:type="dxa"/>
+        <w:tc>
+          <w:tcPr>
+            <w:tcW w:w="1538" w:type="dxa"/>
             <w:shd w:val="clear" w:color="auto" w:fill="FFFFFF"/>
             <w:tcMar>
               <w:top w:w="70" w:type="dxa"/>
@@ -1604,13 +1675,22 @@
                 <w:sz w:val="19"/>
                 <w:szCs w:val="19"/>
               </w:rPr>
-              <w:t>Testing de API</w:t>
-            </w:r>
-          </w:p>
-        </w:tc>
-        <w:tc>
-          <w:tcPr>
-            <w:tcW w:w="2450" w:type="dxa"/>
+              <w:t xml:space="preserve">Control de </w:t>
+            </w:r>
+            <w:proofErr w:type="spellStart"/>
+            <w:r>
+              <w:rPr>
+                <w:sz w:val="19"/>
+                <w:szCs w:val="19"/>
+              </w:rPr>
+              <w:t>versiones</w:t>
+            </w:r>
+            <w:proofErr w:type="spellEnd"/>
+          </w:p>
+        </w:tc>
+        <w:tc>
+          <w:tcPr>
+            <w:tcW w:w="2379" w:type="dxa"/>
             <w:shd w:val="clear" w:color="auto" w:fill="FFFFFF"/>
             <w:tcMar>
               <w:top w:w="70" w:type="dxa"/>
@@ -1626,13 +1706,13 @@
                 <w:sz w:val="19"/>
                 <w:szCs w:val="19"/>
               </w:rPr>
-              <w:t>Postman</w:t>
-            </w:r>
-          </w:p>
-        </w:tc>
-        <w:tc>
-          <w:tcPr>
-            <w:tcW w:w="4260" w:type="dxa"/>
+              <w:t>Git + GitHub</w:t>
+            </w:r>
+          </w:p>
+        </w:tc>
+        <w:tc>
+          <w:tcPr>
+            <w:tcW w:w="4065" w:type="dxa"/>
             <w:shd w:val="clear" w:color="auto" w:fill="FFFFFF"/>
             <w:tcMar>
               <w:top w:w="70" w:type="dxa"/>
@@ -1654,31 +1734,13 @@
                 <w:szCs w:val="19"/>
                 <w:lang w:val="es-AR"/>
               </w:rPr>
-              <w:t xml:space="preserve">Verificación manual de </w:t>
-            </w:r>
-            <w:proofErr w:type="spellStart"/>
-            <w:r>
-              <w:rPr>
-                <w:sz w:val="19"/>
-                <w:szCs w:val="19"/>
-                <w:lang w:val="es-AR"/>
-              </w:rPr>
-              <w:t>endpoints</w:t>
-            </w:r>
-            <w:proofErr w:type="spellEnd"/>
-            <w:r>
-              <w:rPr>
-                <w:sz w:val="19"/>
-                <w:szCs w:val="19"/>
-                <w:lang w:val="es-AR"/>
-              </w:rPr>
-              <w:t xml:space="preserve"> REST antes de integrarlos al cliente móvil</w:t>
-            </w:r>
-          </w:p>
-        </w:tc>
-        <w:tc>
-          <w:tcPr>
-            <w:tcW w:w="1300" w:type="dxa"/>
+              <w:t>Repositorio remoto gratuito, respaldo continuo del código y la documentación</w:t>
+            </w:r>
+          </w:p>
+        </w:tc>
+        <w:tc>
+          <w:tcPr>
+            <w:tcW w:w="1578" w:type="dxa"/>
             <w:shd w:val="clear" w:color="auto" w:fill="FFFFFF"/>
             <w:tcMar>
               <w:top w:w="70" w:type="dxa"/>
@@ -1700,21 +1762,15 @@
                 <w:szCs w:val="19"/>
                 <w:lang w:val="es-AR"/>
               </w:rPr>
-              <w:t>Soporte al plan de pruebas</w:t>
+              <w:t>Mitigación de riesgo R01 (pérdida de información)</w:t>
             </w:r>
           </w:p>
         </w:tc>
       </w:tr>
       <w:tr>
-        <w:tblPrEx>
-          <w:tblCellMar>
-            <w:top w:w="0" w:type="dxa"/>
-            <w:bottom w:w="0" w:type="dxa"/>
-          </w:tblCellMar>
-        </w:tblPrEx>
-        <w:tc>
-          <w:tcPr>
-            <w:tcW w:w="1550" w:type="dxa"/>
+        <w:tc>
+          <w:tcPr>
+            <w:tcW w:w="1538" w:type="dxa"/>
             <w:shd w:val="clear" w:color="auto" w:fill="F1F3FA"/>
             <w:tcMar>
               <w:top w:w="70" w:type="dxa"/>
@@ -1725,37 +1781,24 @@
             <w:vAlign w:val="center"/>
           </w:tcPr>
           <w:p>
-            <w:proofErr w:type="spellStart"/>
-            <w:r>
-              <w:rPr>
-                <w:sz w:val="19"/>
-                <w:szCs w:val="19"/>
-              </w:rPr>
-              <w:lastRenderedPageBreak/>
-              <w:t>Entorno</w:t>
-            </w:r>
-            <w:proofErr w:type="spellEnd"/>
-            <w:r>
-              <w:rPr>
-                <w:sz w:val="19"/>
-                <w:szCs w:val="19"/>
-              </w:rPr>
-              <w:t xml:space="preserve"> de </w:t>
-            </w:r>
-            <w:proofErr w:type="spellStart"/>
-            <w:r>
-              <w:rPr>
-                <w:sz w:val="19"/>
-                <w:szCs w:val="19"/>
-              </w:rPr>
-              <w:t>desarrollo</w:t>
-            </w:r>
-            <w:proofErr w:type="spellEnd"/>
-          </w:p>
-        </w:tc>
-        <w:tc>
-          <w:tcPr>
-            <w:tcW w:w="2450" w:type="dxa"/>
+            <w:pPr>
+              <w:rPr>
+                <w:lang w:val="es-AR"/>
+              </w:rPr>
+            </w:pPr>
+            <w:r>
+              <w:rPr>
+                <w:sz w:val="19"/>
+                <w:szCs w:val="19"/>
+                <w:lang w:val="es-AR"/>
+              </w:rPr>
+              <w:t>Diseño y validación de interfaces</w:t>
+            </w:r>
+          </w:p>
+        </w:tc>
+        <w:tc>
+          <w:tcPr>
+            <w:tcW w:w="2379" w:type="dxa"/>
             <w:shd w:val="clear" w:color="auto" w:fill="F1F3FA"/>
             <w:tcMar>
               <w:top w:w="70" w:type="dxa"/>
@@ -1766,18 +1809,24 @@
             <w:vAlign w:val="center"/>
           </w:tcPr>
           <w:p>
-            <w:r>
-              <w:rPr>
-                <w:sz w:val="19"/>
-                <w:szCs w:val="19"/>
-              </w:rPr>
-              <w:t>Visual Studio Code</w:t>
-            </w:r>
-          </w:p>
-        </w:tc>
-        <w:tc>
-          <w:tcPr>
-            <w:tcW w:w="4260" w:type="dxa"/>
+            <w:pPr>
+              <w:rPr>
+                <w:lang w:val="es-AR"/>
+              </w:rPr>
+            </w:pPr>
+            <w:r>
+              <w:rPr>
+                <w:sz w:val="19"/>
+                <w:szCs w:val="19"/>
+                <w:lang w:val="es-AR"/>
+              </w:rPr>
+              <w:t>HTML, CSS y JavaScript</w:t>
+            </w:r>
+          </w:p>
+        </w:tc>
+        <w:tc>
+          <w:tcPr>
+            <w:tcW w:w="4065" w:type="dxa"/>
             <w:shd w:val="clear" w:color="auto" w:fill="F1F3FA"/>
             <w:tcMar>
               <w:top w:w="70" w:type="dxa"/>
@@ -1799,41 +1848,13 @@
                 <w:szCs w:val="19"/>
                 <w:lang w:val="es-AR"/>
               </w:rPr>
-              <w:t xml:space="preserve">IDE gratuito, amplio soporte de extensiones para JS/TS y </w:t>
-            </w:r>
-            <w:proofErr w:type="spellStart"/>
-            <w:r>
-              <w:rPr>
-                <w:sz w:val="19"/>
-                <w:szCs w:val="19"/>
-                <w:lang w:val="es-AR"/>
-              </w:rPr>
-              <w:t>React</w:t>
-            </w:r>
-            <w:proofErr w:type="spellEnd"/>
-            <w:r>
-              <w:rPr>
-                <w:sz w:val="19"/>
-                <w:szCs w:val="19"/>
-                <w:lang w:val="es-AR"/>
-              </w:rPr>
-              <w:t xml:space="preserve"> </w:t>
-            </w:r>
-            <w:proofErr w:type="spellStart"/>
-            <w:r>
-              <w:rPr>
-                <w:sz w:val="19"/>
-                <w:szCs w:val="19"/>
-                <w:lang w:val="es-AR"/>
-              </w:rPr>
-              <w:t>Native</w:t>
-            </w:r>
-            <w:proofErr w:type="spellEnd"/>
-          </w:p>
-        </w:tc>
-        <w:tc>
-          <w:tcPr>
-            <w:tcW w:w="1300" w:type="dxa"/>
+              <w:t>Los prototipos navegables permiten representar pantallas, estados, validaciones y flujos interactivos con dimensiones de referencia móvil. El cambio de herramienta no modifica el alcance funcional de la actividad.</w:t>
+            </w:r>
+          </w:p>
+        </w:tc>
+        <w:tc>
+          <w:tcPr>
+            <w:tcW w:w="1578" w:type="dxa"/>
             <w:shd w:val="clear" w:color="auto" w:fill="F1F3FA"/>
             <w:tcMar>
               <w:top w:w="70" w:type="dxa"/>
@@ -1849,21 +1870,15 @@
                 <w:sz w:val="19"/>
                 <w:szCs w:val="19"/>
               </w:rPr>
-              <w:t>RNF-05</w:t>
+              <w:t>RNF-03</w:t>
             </w:r>
           </w:p>
         </w:tc>
       </w:tr>
       <w:tr>
-        <w:tblPrEx>
-          <w:tblCellMar>
-            <w:top w:w="0" w:type="dxa"/>
-            <w:bottom w:w="0" w:type="dxa"/>
-          </w:tblCellMar>
-        </w:tblPrEx>
-        <w:tc>
-          <w:tcPr>
-            <w:tcW w:w="1550" w:type="dxa"/>
+        <w:tc>
+          <w:tcPr>
+            <w:tcW w:w="1538" w:type="dxa"/>
             <w:shd w:val="clear" w:color="auto" w:fill="FFFFFF"/>
             <w:tcMar>
               <w:top w:w="70" w:type="dxa"/>
@@ -1874,36 +1889,18 @@
             <w:vAlign w:val="center"/>
           </w:tcPr>
           <w:p>
-            <w:proofErr w:type="spellStart"/>
-            <w:r>
-              <w:rPr>
-                <w:sz w:val="19"/>
-                <w:szCs w:val="19"/>
-              </w:rPr>
-              <w:t>Emulación</w:t>
-            </w:r>
-            <w:proofErr w:type="spellEnd"/>
-            <w:r>
-              <w:rPr>
-                <w:sz w:val="19"/>
-                <w:szCs w:val="19"/>
-              </w:rPr>
-              <w:t xml:space="preserve"> y </w:t>
-            </w:r>
-            <w:proofErr w:type="spellStart"/>
-            <w:r>
-              <w:rPr>
-                <w:sz w:val="19"/>
-                <w:szCs w:val="19"/>
-              </w:rPr>
-              <w:t>prueba</w:t>
-            </w:r>
-            <w:proofErr w:type="spellEnd"/>
-          </w:p>
-        </w:tc>
-        <w:tc>
-          <w:tcPr>
-            <w:tcW w:w="2450" w:type="dxa"/>
+            <w:r>
+              <w:rPr>
+                <w:sz w:val="19"/>
+                <w:szCs w:val="19"/>
+              </w:rPr>
+              <w:t>Testing de API</w:t>
+            </w:r>
+          </w:p>
+        </w:tc>
+        <w:tc>
+          <w:tcPr>
+            <w:tcW w:w="2379" w:type="dxa"/>
             <w:shd w:val="clear" w:color="auto" w:fill="FFFFFF"/>
             <w:tcMar>
               <w:top w:w="70" w:type="dxa"/>
@@ -1914,6 +1911,28 @@
             <w:vAlign w:val="center"/>
           </w:tcPr>
           <w:p>
+            <w:r>
+              <w:rPr>
+                <w:sz w:val="19"/>
+                <w:szCs w:val="19"/>
+              </w:rPr>
+              <w:t>Postman</w:t>
+            </w:r>
+          </w:p>
+        </w:tc>
+        <w:tc>
+          <w:tcPr>
+            <w:tcW w:w="4065" w:type="dxa"/>
+            <w:shd w:val="clear" w:color="auto" w:fill="FFFFFF"/>
+            <w:tcMar>
+              <w:top w:w="70" w:type="dxa"/>
+              <w:left w:w="100" w:type="dxa"/>
+              <w:bottom w:w="70" w:type="dxa"/>
+              <w:right w:w="100" w:type="dxa"/>
+            </w:tcMar>
+            <w:vAlign w:val="center"/>
+          </w:tcPr>
+          <w:p>
             <w:pPr>
               <w:rPr>
                 <w:lang w:val="es-AR"/>
@@ -1925,31 +1944,31 @@
                 <w:szCs w:val="19"/>
                 <w:lang w:val="es-AR"/>
               </w:rPr>
-              <w:t xml:space="preserve">Android Studio (emulador) + Expo </w:t>
-            </w:r>
-            <w:proofErr w:type="spellStart"/>
-            <w:r>
-              <w:rPr>
-                <w:sz w:val="19"/>
-                <w:szCs w:val="19"/>
-                <w:lang w:val="es-AR"/>
-              </w:rPr>
-              <w:t>Go</w:t>
-            </w:r>
-            <w:proofErr w:type="spellEnd"/>
-            <w:r>
-              <w:rPr>
-                <w:sz w:val="19"/>
-                <w:szCs w:val="19"/>
-                <w:lang w:val="es-AR"/>
-              </w:rPr>
-              <w:t xml:space="preserve"> (dispositivo físico)</w:t>
-            </w:r>
-          </w:p>
-        </w:tc>
-        <w:tc>
-          <w:tcPr>
-            <w:tcW w:w="4260" w:type="dxa"/>
+              <w:t xml:space="preserve">Verificación manual de </w:t>
+            </w:r>
+            <w:proofErr w:type="spellStart"/>
+            <w:r>
+              <w:rPr>
+                <w:sz w:val="19"/>
+                <w:szCs w:val="19"/>
+                <w:lang w:val="es-AR"/>
+              </w:rPr>
+              <w:t>endpoints</w:t>
+            </w:r>
+            <w:proofErr w:type="spellEnd"/>
+            <w:r>
+              <w:rPr>
+                <w:sz w:val="19"/>
+                <w:szCs w:val="19"/>
+                <w:lang w:val="es-AR"/>
+              </w:rPr>
+              <w:t xml:space="preserve"> REST antes de integrarlos al cliente móvil</w:t>
+            </w:r>
+          </w:p>
+        </w:tc>
+        <w:tc>
+          <w:tcPr>
+            <w:tcW w:w="1578" w:type="dxa"/>
             <w:shd w:val="clear" w:color="auto" w:fill="FFFFFF"/>
             <w:tcMar>
               <w:top w:w="70" w:type="dxa"/>
@@ -1971,43 +1990,15 @@
                 <w:szCs w:val="19"/>
                 <w:lang w:val="es-AR"/>
               </w:rPr>
-              <w:t>Validación en dos entornos: emulado y dispositivo Android real, alineado con el alcance del prototipo</w:t>
-            </w:r>
-          </w:p>
-        </w:tc>
-        <w:tc>
-          <w:tcPr>
-            <w:tcW w:w="1300" w:type="dxa"/>
-            <w:shd w:val="clear" w:color="auto" w:fill="FFFFFF"/>
-            <w:tcMar>
-              <w:top w:w="70" w:type="dxa"/>
-              <w:left w:w="100" w:type="dxa"/>
-              <w:bottom w:w="70" w:type="dxa"/>
-              <w:right w:w="100" w:type="dxa"/>
-            </w:tcMar>
-            <w:vAlign w:val="center"/>
-          </w:tcPr>
-          <w:p>
-            <w:r>
-              <w:rPr>
-                <w:sz w:val="19"/>
-                <w:szCs w:val="19"/>
-              </w:rPr>
-              <w:t>RNF-02</w:t>
+              <w:t>Soporte al plan de pruebas</w:t>
             </w:r>
           </w:p>
         </w:tc>
       </w:tr>
       <w:tr>
-        <w:tblPrEx>
-          <w:tblCellMar>
-            <w:top w:w="0" w:type="dxa"/>
-            <w:bottom w:w="0" w:type="dxa"/>
-          </w:tblCellMar>
-        </w:tblPrEx>
-        <w:tc>
-          <w:tcPr>
-            <w:tcW w:w="1550" w:type="dxa"/>
+        <w:tc>
+          <w:tcPr>
+            <w:tcW w:w="1538" w:type="dxa"/>
             <w:shd w:val="clear" w:color="auto" w:fill="F1F3FA"/>
             <w:tcMar>
               <w:top w:w="70" w:type="dxa"/>
@@ -2024,7 +2015,7 @@
                 <w:sz w:val="19"/>
                 <w:szCs w:val="19"/>
               </w:rPr>
-              <w:t>Gestión</w:t>
+              <w:t>Entorno</w:t>
             </w:r>
             <w:proofErr w:type="spellEnd"/>
             <w:r>
@@ -2040,14 +2031,14 @@
                 <w:sz w:val="19"/>
                 <w:szCs w:val="19"/>
               </w:rPr>
-              <w:t>cronograma</w:t>
-            </w:r>
-            <w:proofErr w:type="spellEnd"/>
-          </w:p>
-        </w:tc>
-        <w:tc>
-          <w:tcPr>
-            <w:tcW w:w="2450" w:type="dxa"/>
+              <w:t>desarrollo</w:t>
+            </w:r>
+            <w:proofErr w:type="spellEnd"/>
+          </w:p>
+        </w:tc>
+        <w:tc>
+          <w:tcPr>
+            <w:tcW w:w="2379" w:type="dxa"/>
             <w:shd w:val="clear" w:color="auto" w:fill="F1F3FA"/>
             <w:tcMar>
               <w:top w:w="70" w:type="dxa"/>
@@ -2058,20 +2049,18 @@
             <w:vAlign w:val="center"/>
           </w:tcPr>
           <w:p>
-            <w:proofErr w:type="spellStart"/>
-            <w:r>
-              <w:rPr>
-                <w:sz w:val="19"/>
-                <w:szCs w:val="19"/>
-              </w:rPr>
-              <w:t>GanttProject</w:t>
-            </w:r>
-            <w:proofErr w:type="spellEnd"/>
-          </w:p>
-        </w:tc>
-        <w:tc>
-          <w:tcPr>
-            <w:tcW w:w="4260" w:type="dxa"/>
+            <w:r>
+              <w:rPr>
+                <w:sz w:val="19"/>
+                <w:szCs w:val="19"/>
+              </w:rPr>
+              <w:t>Visual Studio Code</w:t>
+            </w:r>
+          </w:p>
+        </w:tc>
+        <w:tc>
+          <w:tcPr>
+            <w:tcW w:w="4065" w:type="dxa"/>
             <w:shd w:val="clear" w:color="auto" w:fill="F1F3FA"/>
             <w:tcMar>
               <w:top w:w="70" w:type="dxa"/>
@@ -2093,31 +2082,31 @@
                 <w:szCs w:val="19"/>
                 <w:lang w:val="es-AR"/>
               </w:rPr>
-              <w:t xml:space="preserve">Herramienta open </w:t>
-            </w:r>
-            <w:proofErr w:type="spellStart"/>
-            <w:r>
-              <w:rPr>
-                <w:sz w:val="19"/>
-                <w:szCs w:val="19"/>
-                <w:lang w:val="es-AR"/>
-              </w:rPr>
-              <w:t>source</w:t>
-            </w:r>
-            <w:proofErr w:type="spellEnd"/>
-            <w:r>
-              <w:rPr>
-                <w:sz w:val="19"/>
-                <w:szCs w:val="19"/>
-                <w:lang w:val="es-AR"/>
-              </w:rPr>
-              <w:t xml:space="preserve"> para mantener el diagrama de Gantt y el camino crítico actualizados</w:t>
-            </w:r>
-          </w:p>
-        </w:tc>
-        <w:tc>
-          <w:tcPr>
-            <w:tcW w:w="1300" w:type="dxa"/>
+              <w:t xml:space="preserve">IDE gratuito, amplio soporte de extensiones para JS/TS y </w:t>
+            </w:r>
+            <w:proofErr w:type="spellStart"/>
+            <w:r>
+              <w:rPr>
+                <w:sz w:val="19"/>
+                <w:szCs w:val="19"/>
+                <w:lang w:val="es-AR"/>
+              </w:rPr>
+              <w:t>React</w:t>
+            </w:r>
+            <w:proofErr w:type="spellEnd"/>
+            <w:r>
+              <w:rPr>
+                <w:sz w:val="19"/>
+                <w:szCs w:val="19"/>
+                <w:lang w:val="es-AR"/>
+              </w:rPr>
+              <w:t xml:space="preserve"> Native</w:t>
+            </w:r>
+          </w:p>
+        </w:tc>
+        <w:tc>
+          <w:tcPr>
+            <w:tcW w:w="1578" w:type="dxa"/>
             <w:shd w:val="clear" w:color="auto" w:fill="F1F3FA"/>
             <w:tcMar>
               <w:top w:w="70" w:type="dxa"/>
@@ -2128,32 +2117,20 @@
             <w:vAlign w:val="center"/>
           </w:tcPr>
           <w:p>
-            <w:pPr>
-              <w:rPr>
-                <w:lang w:val="es-AR"/>
-              </w:rPr>
-            </w:pPr>
-            <w:r>
-              <w:rPr>
-                <w:sz w:val="19"/>
-                <w:szCs w:val="19"/>
-                <w:lang w:val="es-AR"/>
-              </w:rPr>
-              <w:t>Plan de tareas y cronograma</w:t>
+            <w:r>
+              <w:rPr>
+                <w:sz w:val="19"/>
+                <w:szCs w:val="19"/>
+              </w:rPr>
+              <w:t>RNF-05</w:t>
             </w:r>
           </w:p>
         </w:tc>
       </w:tr>
       <w:tr>
-        <w:tblPrEx>
-          <w:tblCellMar>
-            <w:top w:w="0" w:type="dxa"/>
-            <w:bottom w:w="0" w:type="dxa"/>
-          </w:tblCellMar>
-        </w:tblPrEx>
-        <w:tc>
-          <w:tcPr>
-            <w:tcW w:w="1550" w:type="dxa"/>
+        <w:tc>
+          <w:tcPr>
+            <w:tcW w:w="1538" w:type="dxa"/>
             <w:shd w:val="clear" w:color="auto" w:fill="FFFFFF"/>
             <w:tcMar>
               <w:top w:w="70" w:type="dxa"/>
@@ -2170,46 +2147,30 @@
                 <w:sz w:val="19"/>
                 <w:szCs w:val="19"/>
               </w:rPr>
-              <w:t>Respaldo</w:t>
-            </w:r>
-            <w:proofErr w:type="spellEnd"/>
-            <w:r>
-              <w:rPr>
-                <w:sz w:val="19"/>
-                <w:szCs w:val="19"/>
-              </w:rPr>
-              <w:t xml:space="preserve"> </w:t>
-            </w:r>
-            <w:proofErr w:type="spellStart"/>
-            <w:r>
-              <w:rPr>
-                <w:sz w:val="19"/>
-                <w:szCs w:val="19"/>
-              </w:rPr>
-              <w:t>en</w:t>
-            </w:r>
-            <w:proofErr w:type="spellEnd"/>
-            <w:r>
-              <w:rPr>
-                <w:sz w:val="19"/>
-                <w:szCs w:val="19"/>
-              </w:rPr>
-              <w:t xml:space="preserve"> la </w:t>
-            </w:r>
-            <w:proofErr w:type="spellStart"/>
-            <w:r>
-              <w:rPr>
-                <w:sz w:val="19"/>
-                <w:szCs w:val="19"/>
-              </w:rPr>
-              <w:t>nube</w:t>
-            </w:r>
-            <w:proofErr w:type="spellEnd"/>
-          </w:p>
-        </w:tc>
-        <w:tc>
-          <w:tcPr>
-            <w:tcW w:w="2450" w:type="dxa"/>
+              <w:t>Emulación</w:t>
+            </w:r>
+            <w:proofErr w:type="spellEnd"/>
+            <w:r>
+              <w:rPr>
+                <w:sz w:val="19"/>
+                <w:szCs w:val="19"/>
+              </w:rPr>
+              <w:t xml:space="preserve"> y </w:t>
+            </w:r>
+            <w:proofErr w:type="spellStart"/>
+            <w:r>
+              <w:rPr>
+                <w:sz w:val="19"/>
+                <w:szCs w:val="19"/>
+              </w:rPr>
+              <w:t>prueba</w:t>
+            </w:r>
+            <w:proofErr w:type="spellEnd"/>
+          </w:p>
+        </w:tc>
+        <w:tc>
+          <w:tcPr>
+            <w:tcW w:w="2379" w:type="dxa"/>
             <w:shd w:val="clear" w:color="auto" w:fill="FFFFFF"/>
             <w:tcMar>
               <w:top w:w="70" w:type="dxa"/>
@@ -2220,18 +2181,42 @@
             <w:vAlign w:val="center"/>
           </w:tcPr>
           <w:p>
-            <w:r>
-              <w:rPr>
-                <w:sz w:val="19"/>
-                <w:szCs w:val="19"/>
-              </w:rPr>
-              <w:t>Google Drive / OneDrive</w:t>
-            </w:r>
-          </w:p>
-        </w:tc>
-        <w:tc>
-          <w:tcPr>
-            <w:tcW w:w="4260" w:type="dxa"/>
+            <w:pPr>
+              <w:rPr>
+                <w:lang w:val="es-AR"/>
+              </w:rPr>
+            </w:pPr>
+            <w:r>
+              <w:rPr>
+                <w:sz w:val="19"/>
+                <w:szCs w:val="19"/>
+                <w:lang w:val="es-AR"/>
+              </w:rPr>
+              <w:t xml:space="preserve">Android Studio (emulador) + Expo </w:t>
+            </w:r>
+            <w:proofErr w:type="spellStart"/>
+            <w:r>
+              <w:rPr>
+                <w:sz w:val="19"/>
+                <w:szCs w:val="19"/>
+                <w:lang w:val="es-AR"/>
+              </w:rPr>
+              <w:t>Go</w:t>
+            </w:r>
+            <w:proofErr w:type="spellEnd"/>
+            <w:r>
+              <w:rPr>
+                <w:sz w:val="19"/>
+                <w:szCs w:val="19"/>
+                <w:lang w:val="es-AR"/>
+              </w:rPr>
+              <w:t xml:space="preserve"> (dispositivo físico)</w:t>
+            </w:r>
+          </w:p>
+        </w:tc>
+        <w:tc>
+          <w:tcPr>
+            <w:tcW w:w="4065" w:type="dxa"/>
             <w:shd w:val="clear" w:color="auto" w:fill="FFFFFF"/>
             <w:tcMar>
               <w:top w:w="70" w:type="dxa"/>
@@ -2253,13 +2238,13 @@
                 <w:szCs w:val="19"/>
                 <w:lang w:val="es-AR"/>
               </w:rPr>
-              <w:t>Almacenamiento complementario de documentación del proyecto</w:t>
-            </w:r>
-          </w:p>
-        </w:tc>
-        <w:tc>
-          <w:tcPr>
-            <w:tcW w:w="1300" w:type="dxa"/>
+              <w:t>Validación en dos entornos: emulado y dispositivo Android real, alineado con el alcance del prototipo</w:t>
+            </w:r>
+          </w:p>
+        </w:tc>
+        <w:tc>
+          <w:tcPr>
+            <w:tcW w:w="1578" w:type="dxa"/>
             <w:shd w:val="clear" w:color="auto" w:fill="FFFFFF"/>
             <w:tcMar>
               <w:top w:w="70" w:type="dxa"/>
@@ -2270,51 +2255,20 @@
             <w:vAlign w:val="center"/>
           </w:tcPr>
           <w:p>
-            <w:proofErr w:type="spellStart"/>
-            <w:r>
-              <w:rPr>
-                <w:sz w:val="19"/>
-                <w:szCs w:val="19"/>
-              </w:rPr>
-              <w:t>Mitigación</w:t>
-            </w:r>
-            <w:proofErr w:type="spellEnd"/>
-            <w:r>
-              <w:rPr>
-                <w:sz w:val="19"/>
-                <w:szCs w:val="19"/>
-              </w:rPr>
-              <w:t xml:space="preserve"> de </w:t>
-            </w:r>
-            <w:proofErr w:type="spellStart"/>
-            <w:r>
-              <w:rPr>
-                <w:sz w:val="19"/>
-                <w:szCs w:val="19"/>
-              </w:rPr>
-              <w:t>riesgo</w:t>
-            </w:r>
-            <w:proofErr w:type="spellEnd"/>
-            <w:r>
-              <w:rPr>
-                <w:sz w:val="19"/>
-                <w:szCs w:val="19"/>
-              </w:rPr>
-              <w:t xml:space="preserve"> R01</w:t>
+            <w:r>
+              <w:rPr>
+                <w:sz w:val="19"/>
+                <w:szCs w:val="19"/>
+              </w:rPr>
+              <w:t>RNF-02</w:t>
             </w:r>
           </w:p>
         </w:tc>
       </w:tr>
       <w:tr>
-        <w:tblPrEx>
-          <w:tblCellMar>
-            <w:top w:w="0" w:type="dxa"/>
-            <w:bottom w:w="0" w:type="dxa"/>
-          </w:tblCellMar>
-        </w:tblPrEx>
-        <w:tc>
-          <w:tcPr>
-            <w:tcW w:w="1550" w:type="dxa"/>
+        <w:tc>
+          <w:tcPr>
+            <w:tcW w:w="1538" w:type="dxa"/>
             <w:shd w:val="clear" w:color="auto" w:fill="F1F3FA"/>
             <w:tcMar>
               <w:top w:w="70" w:type="dxa"/>
@@ -2331,7 +2285,7 @@
                 <w:sz w:val="19"/>
                 <w:szCs w:val="19"/>
               </w:rPr>
-              <w:t>Asistencia</w:t>
+              <w:t>Gestión</w:t>
             </w:r>
             <w:proofErr w:type="spellEnd"/>
             <w:r>
@@ -2347,6 +2301,292 @@
                 <w:sz w:val="19"/>
                 <w:szCs w:val="19"/>
               </w:rPr>
+              <w:t>cronograma</w:t>
+            </w:r>
+            <w:proofErr w:type="spellEnd"/>
+          </w:p>
+        </w:tc>
+        <w:tc>
+          <w:tcPr>
+            <w:tcW w:w="2379" w:type="dxa"/>
+            <w:shd w:val="clear" w:color="auto" w:fill="F1F3FA"/>
+            <w:tcMar>
+              <w:top w:w="70" w:type="dxa"/>
+              <w:left w:w="100" w:type="dxa"/>
+              <w:bottom w:w="70" w:type="dxa"/>
+              <w:right w:w="100" w:type="dxa"/>
+            </w:tcMar>
+            <w:vAlign w:val="center"/>
+          </w:tcPr>
+          <w:p>
+            <w:proofErr w:type="spellStart"/>
+            <w:r>
+              <w:rPr>
+                <w:sz w:val="19"/>
+                <w:szCs w:val="19"/>
+              </w:rPr>
+              <w:t>GanttProject</w:t>
+            </w:r>
+            <w:proofErr w:type="spellEnd"/>
+          </w:p>
+        </w:tc>
+        <w:tc>
+          <w:tcPr>
+            <w:tcW w:w="4065" w:type="dxa"/>
+            <w:shd w:val="clear" w:color="auto" w:fill="F1F3FA"/>
+            <w:tcMar>
+              <w:top w:w="70" w:type="dxa"/>
+              <w:left w:w="100" w:type="dxa"/>
+              <w:bottom w:w="70" w:type="dxa"/>
+              <w:right w:w="100" w:type="dxa"/>
+            </w:tcMar>
+            <w:vAlign w:val="center"/>
+          </w:tcPr>
+          <w:p>
+            <w:pPr>
+              <w:rPr>
+                <w:lang w:val="es-AR"/>
+              </w:rPr>
+            </w:pPr>
+            <w:r>
+              <w:rPr>
+                <w:sz w:val="19"/>
+                <w:szCs w:val="19"/>
+                <w:lang w:val="es-AR"/>
+              </w:rPr>
+              <w:t xml:space="preserve">Herramienta open </w:t>
+            </w:r>
+            <w:proofErr w:type="spellStart"/>
+            <w:r>
+              <w:rPr>
+                <w:sz w:val="19"/>
+                <w:szCs w:val="19"/>
+                <w:lang w:val="es-AR"/>
+              </w:rPr>
+              <w:t>source</w:t>
+            </w:r>
+            <w:proofErr w:type="spellEnd"/>
+            <w:r>
+              <w:rPr>
+                <w:sz w:val="19"/>
+                <w:szCs w:val="19"/>
+                <w:lang w:val="es-AR"/>
+              </w:rPr>
+              <w:t xml:space="preserve"> para mantener el diagrama de Gantt y el camino crítico actualizados</w:t>
+            </w:r>
+          </w:p>
+        </w:tc>
+        <w:tc>
+          <w:tcPr>
+            <w:tcW w:w="1578" w:type="dxa"/>
+            <w:shd w:val="clear" w:color="auto" w:fill="F1F3FA"/>
+            <w:tcMar>
+              <w:top w:w="70" w:type="dxa"/>
+              <w:left w:w="100" w:type="dxa"/>
+              <w:bottom w:w="70" w:type="dxa"/>
+              <w:right w:w="100" w:type="dxa"/>
+            </w:tcMar>
+            <w:vAlign w:val="center"/>
+          </w:tcPr>
+          <w:p>
+            <w:pPr>
+              <w:rPr>
+                <w:lang w:val="es-AR"/>
+              </w:rPr>
+            </w:pPr>
+            <w:r>
+              <w:rPr>
+                <w:sz w:val="19"/>
+                <w:szCs w:val="19"/>
+                <w:lang w:val="es-AR"/>
+              </w:rPr>
+              <w:t>Plan de tareas y cronograma</w:t>
+            </w:r>
+          </w:p>
+        </w:tc>
+      </w:tr>
+      <w:tr>
+        <w:tc>
+          <w:tcPr>
+            <w:tcW w:w="1538" w:type="dxa"/>
+            <w:shd w:val="clear" w:color="auto" w:fill="FFFFFF"/>
+            <w:tcMar>
+              <w:top w:w="70" w:type="dxa"/>
+              <w:left w:w="100" w:type="dxa"/>
+              <w:bottom w:w="70" w:type="dxa"/>
+              <w:right w:w="100" w:type="dxa"/>
+            </w:tcMar>
+            <w:vAlign w:val="center"/>
+          </w:tcPr>
+          <w:p>
+            <w:proofErr w:type="spellStart"/>
+            <w:r>
+              <w:rPr>
+                <w:sz w:val="19"/>
+                <w:szCs w:val="19"/>
+              </w:rPr>
+              <w:t>Respaldo</w:t>
+            </w:r>
+            <w:proofErr w:type="spellEnd"/>
+            <w:r>
+              <w:rPr>
+                <w:sz w:val="19"/>
+                <w:szCs w:val="19"/>
+              </w:rPr>
+              <w:t xml:space="preserve"> </w:t>
+            </w:r>
+            <w:proofErr w:type="spellStart"/>
+            <w:r>
+              <w:rPr>
+                <w:sz w:val="19"/>
+                <w:szCs w:val="19"/>
+              </w:rPr>
+              <w:t>en</w:t>
+            </w:r>
+            <w:proofErr w:type="spellEnd"/>
+            <w:r>
+              <w:rPr>
+                <w:sz w:val="19"/>
+                <w:szCs w:val="19"/>
+              </w:rPr>
+              <w:t xml:space="preserve"> la </w:t>
+            </w:r>
+            <w:proofErr w:type="spellStart"/>
+            <w:r>
+              <w:rPr>
+                <w:sz w:val="19"/>
+                <w:szCs w:val="19"/>
+              </w:rPr>
+              <w:t>nube</w:t>
+            </w:r>
+            <w:proofErr w:type="spellEnd"/>
+          </w:p>
+        </w:tc>
+        <w:tc>
+          <w:tcPr>
+            <w:tcW w:w="2379" w:type="dxa"/>
+            <w:shd w:val="clear" w:color="auto" w:fill="FFFFFF"/>
+            <w:tcMar>
+              <w:top w:w="70" w:type="dxa"/>
+              <w:left w:w="100" w:type="dxa"/>
+              <w:bottom w:w="70" w:type="dxa"/>
+              <w:right w:w="100" w:type="dxa"/>
+            </w:tcMar>
+            <w:vAlign w:val="center"/>
+          </w:tcPr>
+          <w:p>
+            <w:r>
+              <w:rPr>
+                <w:sz w:val="19"/>
+                <w:szCs w:val="19"/>
+              </w:rPr>
+              <w:t>Google Drive / OneDrive</w:t>
+            </w:r>
+          </w:p>
+        </w:tc>
+        <w:tc>
+          <w:tcPr>
+            <w:tcW w:w="4065" w:type="dxa"/>
+            <w:shd w:val="clear" w:color="auto" w:fill="FFFFFF"/>
+            <w:tcMar>
+              <w:top w:w="70" w:type="dxa"/>
+              <w:left w:w="100" w:type="dxa"/>
+              <w:bottom w:w="70" w:type="dxa"/>
+              <w:right w:w="100" w:type="dxa"/>
+            </w:tcMar>
+            <w:vAlign w:val="center"/>
+          </w:tcPr>
+          <w:p>
+            <w:pPr>
+              <w:rPr>
+                <w:lang w:val="es-AR"/>
+              </w:rPr>
+            </w:pPr>
+            <w:r>
+              <w:rPr>
+                <w:sz w:val="19"/>
+                <w:szCs w:val="19"/>
+                <w:lang w:val="es-AR"/>
+              </w:rPr>
+              <w:t>Almacenamiento complementario de documentación del proyecto</w:t>
+            </w:r>
+          </w:p>
+        </w:tc>
+        <w:tc>
+          <w:tcPr>
+            <w:tcW w:w="1578" w:type="dxa"/>
+            <w:shd w:val="clear" w:color="auto" w:fill="FFFFFF"/>
+            <w:tcMar>
+              <w:top w:w="70" w:type="dxa"/>
+              <w:left w:w="100" w:type="dxa"/>
+              <w:bottom w:w="70" w:type="dxa"/>
+              <w:right w:w="100" w:type="dxa"/>
+            </w:tcMar>
+            <w:vAlign w:val="center"/>
+          </w:tcPr>
+          <w:p>
+            <w:proofErr w:type="spellStart"/>
+            <w:r>
+              <w:rPr>
+                <w:sz w:val="19"/>
+                <w:szCs w:val="19"/>
+              </w:rPr>
+              <w:t>Mitigación</w:t>
+            </w:r>
+            <w:proofErr w:type="spellEnd"/>
+            <w:r>
+              <w:rPr>
+                <w:sz w:val="19"/>
+                <w:szCs w:val="19"/>
+              </w:rPr>
+              <w:t xml:space="preserve"> de </w:t>
+            </w:r>
+            <w:proofErr w:type="spellStart"/>
+            <w:r>
+              <w:rPr>
+                <w:sz w:val="19"/>
+                <w:szCs w:val="19"/>
+              </w:rPr>
+              <w:t>riesgo</w:t>
+            </w:r>
+            <w:proofErr w:type="spellEnd"/>
+            <w:r>
+              <w:rPr>
+                <w:sz w:val="19"/>
+                <w:szCs w:val="19"/>
+              </w:rPr>
+              <w:t xml:space="preserve"> R01</w:t>
+            </w:r>
+          </w:p>
+        </w:tc>
+      </w:tr>
+      <w:tr>
+        <w:tc>
+          <w:tcPr>
+            <w:tcW w:w="1538" w:type="dxa"/>
+            <w:shd w:val="clear" w:color="auto" w:fill="F1F3FA"/>
+            <w:tcMar>
+              <w:top w:w="70" w:type="dxa"/>
+              <w:left w:w="100" w:type="dxa"/>
+              <w:bottom w:w="70" w:type="dxa"/>
+              <w:right w:w="100" w:type="dxa"/>
+            </w:tcMar>
+            <w:vAlign w:val="center"/>
+          </w:tcPr>
+          <w:p>
+            <w:r>
+              <w:rPr>
+                <w:sz w:val="19"/>
+                <w:szCs w:val="19"/>
+              </w:rPr>
+              <w:t xml:space="preserve">Asistencia de </w:t>
+            </w:r>
+            <w:proofErr w:type="spellStart"/>
+            <w:r>
+              <w:rPr>
+                <w:sz w:val="19"/>
+                <w:szCs w:val="19"/>
+              </w:rPr>
               <w:t>desarrollo</w:t>
             </w:r>
             <w:proofErr w:type="spellEnd"/>
@@ -2354,7 +2594,7 @@
         </w:tc>
         <w:tc>
           <w:tcPr>
-            <w:tcW w:w="2450" w:type="dxa"/>
+            <w:tcW w:w="2379" w:type="dxa"/>
             <w:shd w:val="clear" w:color="auto" w:fill="F1F3FA"/>
             <w:tcMar>
               <w:top w:w="70" w:type="dxa"/>
@@ -2365,27 +2605,18 @@
             <w:vAlign w:val="center"/>
           </w:tcPr>
           <w:p>
-            <w:proofErr w:type="spellStart"/>
-            <w:r>
-              <w:rPr>
-                <w:sz w:val="19"/>
-                <w:szCs w:val="19"/>
-              </w:rPr>
-              <w:t>ChatGPT</w:t>
-            </w:r>
-            <w:proofErr w:type="spellEnd"/>
-            <w:r>
-              <w:rPr>
-                <w:sz w:val="19"/>
-                <w:szCs w:val="19"/>
-              </w:rPr>
-              <w:t xml:space="preserve"> Plus</w:t>
-            </w:r>
-          </w:p>
-        </w:tc>
-        <w:tc>
-          <w:tcPr>
-            <w:tcW w:w="4260" w:type="dxa"/>
+            <w:r>
+              <w:rPr>
+                <w:sz w:val="19"/>
+                <w:szCs w:val="19"/>
+              </w:rPr>
+              <w:t>ChatGPT Plus</w:t>
+            </w:r>
+          </w:p>
+        </w:tc>
+        <w:tc>
+          <w:tcPr>
+            <w:tcW w:w="4065" w:type="dxa"/>
             <w:shd w:val="clear" w:color="auto" w:fill="F1F3FA"/>
             <w:tcMar>
               <w:top w:w="70" w:type="dxa"/>
@@ -2423,7 +2654,7 @@
         </w:tc>
         <w:tc>
           <w:tcPr>
-            <w:tcW w:w="1300" w:type="dxa"/>
+            <w:tcW w:w="1578" w:type="dxa"/>
             <w:shd w:val="clear" w:color="auto" w:fill="F1F3FA"/>
             <w:tcMar>
               <w:top w:w="70" w:type="dxa"/>
@@ -2447,10 +2678,606 @@
               </w:rPr>
               <w:t>Presupuestado en Consultorías y Servicios</w:t>
             </w:r>
+          </w:p>
+        </w:tc>
+      </w:tr>
+      <w:tr>
+        <w:tc>
+          <w:tcPr>
+            <w:tcW w:w="1538" w:type="dxa"/>
+            <w:shd w:val="clear" w:color="auto" w:fill="F1F3FA"/>
+            <w:tcMar>
+              <w:top w:w="70" w:type="dxa"/>
+              <w:left w:w="100" w:type="dxa"/>
+              <w:bottom w:w="70" w:type="dxa"/>
+              <w:right w:w="100" w:type="dxa"/>
+            </w:tcMar>
+            <w:vAlign w:val="center"/>
+          </w:tcPr>
+          <w:p>
+            <w:pPr>
+              <w:rPr>
+                <w:sz w:val="19"/>
+                <w:szCs w:val="19"/>
+                <w:lang w:val="es-AR"/>
+              </w:rPr>
+            </w:pPr>
+            <w:r>
+              <w:rPr>
+                <w:sz w:val="19"/>
+                <w:szCs w:val="19"/>
+                <w:lang w:val="es-AR"/>
+              </w:rPr>
+              <w:t>Envío de correos para recuperación de contraseña</w:t>
+            </w:r>
+          </w:p>
+        </w:tc>
+        <w:tc>
+          <w:tcPr>
+            <w:tcW w:w="2379" w:type="dxa"/>
+            <w:shd w:val="clear" w:color="auto" w:fill="F1F3FA"/>
+            <w:tcMar>
+              <w:top w:w="70" w:type="dxa"/>
+              <w:left w:w="100" w:type="dxa"/>
+              <w:bottom w:w="70" w:type="dxa"/>
+              <w:right w:w="100" w:type="dxa"/>
+            </w:tcMar>
+            <w:vAlign w:val="center"/>
+          </w:tcPr>
+          <w:p>
+            <w:pPr>
+              <w:rPr>
+                <w:sz w:val="19"/>
+                <w:szCs w:val="19"/>
+                <w:lang w:val="es-AR"/>
+              </w:rPr>
+            </w:pPr>
+            <w:proofErr w:type="spellStart"/>
+            <w:r>
+              <w:rPr>
+                <w:sz w:val="19"/>
+                <w:szCs w:val="19"/>
+                <w:lang w:val="es-AR"/>
+              </w:rPr>
+              <w:t>Nodemailer</w:t>
+            </w:r>
+            <w:proofErr w:type="spellEnd"/>
+            <w:r>
+              <w:rPr>
+                <w:sz w:val="19"/>
+                <w:szCs w:val="19"/>
+                <w:lang w:val="es-AR"/>
+              </w:rPr>
+              <w:t xml:space="preserve"> con servidor SMTP configurable</w:t>
+            </w:r>
+          </w:p>
+        </w:tc>
+        <w:tc>
+          <w:tcPr>
+            <w:tcW w:w="4065" w:type="dxa"/>
+            <w:shd w:val="clear" w:color="auto" w:fill="F1F3FA"/>
+            <w:tcMar>
+              <w:top w:w="70" w:type="dxa"/>
+              <w:left w:w="100" w:type="dxa"/>
+              <w:bottom w:w="70" w:type="dxa"/>
+              <w:right w:w="100" w:type="dxa"/>
+            </w:tcMar>
+            <w:vAlign w:val="center"/>
+          </w:tcPr>
+          <w:p>
+            <w:pPr>
+              <w:rPr>
+                <w:sz w:val="19"/>
+                <w:szCs w:val="19"/>
+                <w:lang w:val="es-AR"/>
+              </w:rPr>
+            </w:pPr>
+            <w:r>
+              <w:rPr>
+                <w:sz w:val="19"/>
+                <w:szCs w:val="19"/>
+                <w:lang w:val="es-AR"/>
+              </w:rPr>
+              <w:t xml:space="preserve">Permite enviar enlaces de recuperación desde el </w:t>
+            </w:r>
+            <w:proofErr w:type="spellStart"/>
+            <w:r>
+              <w:rPr>
+                <w:sz w:val="19"/>
+                <w:szCs w:val="19"/>
+                <w:lang w:val="es-AR"/>
+              </w:rPr>
+              <w:t>backend</w:t>
+            </w:r>
+            <w:proofErr w:type="spellEnd"/>
+            <w:r>
+              <w:rPr>
+                <w:sz w:val="19"/>
+                <w:szCs w:val="19"/>
+                <w:lang w:val="es-AR"/>
+              </w:rPr>
+              <w:t xml:space="preserve"> Node.js sin incorporar otro sistema de autenticación. La configuración del proveedor SMTP se mantiene en variables de entorno, lo que permite cambiarlo sin modificar la lógica de la aplicación.</w:t>
+            </w:r>
+          </w:p>
+        </w:tc>
+        <w:tc>
+          <w:tcPr>
+            <w:tcW w:w="1578" w:type="dxa"/>
+            <w:shd w:val="clear" w:color="auto" w:fill="F1F3FA"/>
+            <w:tcMar>
+              <w:top w:w="70" w:type="dxa"/>
+              <w:left w:w="100" w:type="dxa"/>
+              <w:bottom w:w="70" w:type="dxa"/>
+              <w:right w:w="100" w:type="dxa"/>
+            </w:tcMar>
+            <w:vAlign w:val="center"/>
+          </w:tcPr>
+          <w:p>
+            <w:pPr>
+              <w:rPr>
+                <w:sz w:val="19"/>
+                <w:szCs w:val="19"/>
+                <w:lang w:val="es-AR"/>
+              </w:rPr>
+            </w:pPr>
+          </w:p>
+        </w:tc>
+      </w:tr>
+      <w:tr>
+        <w:tc>
+          <w:tcPr>
+            <w:tcW w:w="1538" w:type="dxa"/>
+            <w:shd w:val="clear" w:color="auto" w:fill="F1F3FA"/>
+            <w:tcMar>
+              <w:top w:w="70" w:type="dxa"/>
+              <w:left w:w="100" w:type="dxa"/>
+              <w:bottom w:w="70" w:type="dxa"/>
+              <w:right w:w="100" w:type="dxa"/>
+            </w:tcMar>
+            <w:vAlign w:val="center"/>
+          </w:tcPr>
+          <w:p>
+            <w:pPr>
+              <w:rPr>
+                <w:sz w:val="19"/>
+                <w:szCs w:val="19"/>
+                <w:lang w:val="es-AR"/>
+              </w:rPr>
+            </w:pPr>
+            <w:r>
+              <w:rPr>
+                <w:sz w:val="19"/>
+                <w:szCs w:val="19"/>
+                <w:lang w:val="es-AR"/>
+              </w:rPr>
+              <w:t>Carga y almacenamiento de imágenes</w:t>
+            </w:r>
+          </w:p>
+        </w:tc>
+        <w:tc>
+          <w:tcPr>
+            <w:tcW w:w="2379" w:type="dxa"/>
+            <w:shd w:val="clear" w:color="auto" w:fill="F1F3FA"/>
+            <w:tcMar>
+              <w:top w:w="70" w:type="dxa"/>
+              <w:left w:w="100" w:type="dxa"/>
+              <w:bottom w:w="70" w:type="dxa"/>
+              <w:right w:w="100" w:type="dxa"/>
+            </w:tcMar>
+            <w:vAlign w:val="center"/>
+          </w:tcPr>
+          <w:p>
+            <w:pPr>
+              <w:rPr>
+                <w:sz w:val="19"/>
+                <w:szCs w:val="19"/>
+                <w:lang w:val="es-AR"/>
+              </w:rPr>
+            </w:pPr>
+            <w:r>
+              <w:rPr>
+                <w:sz w:val="19"/>
+                <w:szCs w:val="19"/>
+                <w:lang w:val="es-AR"/>
+              </w:rPr>
+              <w:t xml:space="preserve">Multer con almacenamiento en el sistema de archivos del </w:t>
+            </w:r>
+            <w:proofErr w:type="spellStart"/>
+            <w:r>
+              <w:rPr>
+                <w:sz w:val="19"/>
+                <w:szCs w:val="19"/>
+                <w:lang w:val="es-AR"/>
+              </w:rPr>
+              <w:t>backend</w:t>
+            </w:r>
+            <w:proofErr w:type="spellEnd"/>
+          </w:p>
+        </w:tc>
+        <w:tc>
+          <w:tcPr>
+            <w:tcW w:w="4065" w:type="dxa"/>
+            <w:shd w:val="clear" w:color="auto" w:fill="F1F3FA"/>
+            <w:tcMar>
+              <w:top w:w="70" w:type="dxa"/>
+              <w:left w:w="100" w:type="dxa"/>
+              <w:bottom w:w="70" w:type="dxa"/>
+              <w:right w:w="100" w:type="dxa"/>
+            </w:tcMar>
+            <w:vAlign w:val="center"/>
+          </w:tcPr>
+          <w:p>
+            <w:pPr>
+              <w:rPr>
+                <w:sz w:val="19"/>
+                <w:szCs w:val="19"/>
+                <w:lang w:val="es-AR"/>
+              </w:rPr>
+            </w:pPr>
+            <w:r>
+              <w:rPr>
+                <w:sz w:val="19"/>
+                <w:szCs w:val="19"/>
+                <w:lang w:val="es-AR"/>
+              </w:rPr>
+              <w:t xml:space="preserve">Multer permite recibir imágenes enviadas mediante </w:t>
+            </w:r>
+            <w:proofErr w:type="spellStart"/>
+            <w:r>
+              <w:rPr>
+                <w:sz w:val="19"/>
+                <w:szCs w:val="19"/>
+                <w:lang w:val="es-AR"/>
+              </w:rPr>
+              <w:t>multipart</w:t>
+            </w:r>
+            <w:proofErr w:type="spellEnd"/>
+            <w:r>
+              <w:rPr>
+                <w:sz w:val="19"/>
+                <w:szCs w:val="19"/>
+                <w:lang w:val="es-AR"/>
+              </w:rPr>
+              <w:t>/</w:t>
+            </w:r>
+            <w:proofErr w:type="spellStart"/>
+            <w:r>
+              <w:rPr>
+                <w:sz w:val="19"/>
+                <w:szCs w:val="19"/>
+                <w:lang w:val="es-AR"/>
+              </w:rPr>
+              <w:t>form</w:t>
+            </w:r>
+            <w:proofErr w:type="spellEnd"/>
+            <w:r>
+              <w:rPr>
+                <w:sz w:val="19"/>
+                <w:szCs w:val="19"/>
+                <w:lang w:val="es-AR"/>
+              </w:rPr>
+              <w:t>-data, validarlas y almacenarlas en una carpeta del servidor. PostgreSQL conserva únicamente la URL o ruta de la imagen, evitando guardar archivos binarios dentro de la base de datos.</w:t>
+            </w:r>
+          </w:p>
+        </w:tc>
+        <w:tc>
+          <w:tcPr>
+            <w:tcW w:w="1578" w:type="dxa"/>
+            <w:shd w:val="clear" w:color="auto" w:fill="F1F3FA"/>
+            <w:tcMar>
+              <w:top w:w="70" w:type="dxa"/>
+              <w:left w:w="100" w:type="dxa"/>
+              <w:bottom w:w="70" w:type="dxa"/>
+              <w:right w:w="100" w:type="dxa"/>
+            </w:tcMar>
+            <w:vAlign w:val="center"/>
+          </w:tcPr>
+          <w:p>
+            <w:pPr>
+              <w:rPr>
+                <w:sz w:val="19"/>
+                <w:szCs w:val="19"/>
+                <w:lang w:val="es-AR"/>
+              </w:rPr>
+            </w:pPr>
           </w:p>
         </w:tc>
       </w:tr>
     </w:tbl>
+    <w:p>
+      <w:pPr>
+        <w:rPr>
+          <w:lang w:val="es-AR"/>
+        </w:rPr>
+      </w:pPr>
+    </w:p>
+    <w:p>
+      <w:pPr>
+        <w:rPr>
+          <w:lang w:val="es-AR"/>
+        </w:rPr>
+      </w:pPr>
+      <w:proofErr w:type="spellStart"/>
+      <w:r>
+        <w:rPr>
+          <w:lang w:val="es-AR"/>
+        </w:rPr>
+        <w:t>Firebase</w:t>
+      </w:r>
+      <w:proofErr w:type="spellEnd"/>
+      <w:r>
+        <w:rPr>
+          <w:lang w:val="es-AR"/>
+        </w:rPr>
+        <w:t xml:space="preserve"> Cloud </w:t>
+      </w:r>
+      <w:proofErr w:type="spellStart"/>
+      <w:r>
+        <w:rPr>
+          <w:lang w:val="es-AR"/>
+        </w:rPr>
+        <w:t>Messaging</w:t>
+      </w:r>
+      <w:proofErr w:type="spellEnd"/>
+      <w:r>
+        <w:rPr>
+          <w:lang w:val="es-AR"/>
+        </w:rPr>
+        <w:t xml:space="preserve"> se utilizará exclusivamente como canal de entrega de notificaciones </w:t>
+      </w:r>
+      <w:proofErr w:type="spellStart"/>
+      <w:r>
+        <w:rPr>
+          <w:lang w:val="es-AR"/>
+        </w:rPr>
+        <w:t>push</w:t>
+      </w:r>
+      <w:proofErr w:type="spellEnd"/>
+      <w:r>
+        <w:rPr>
+          <w:lang w:val="es-AR"/>
+        </w:rPr>
+        <w:t xml:space="preserve">. La autenticación, las credenciales y la emisión de JWT permanecerán bajo responsabilidad del </w:t>
+      </w:r>
+      <w:proofErr w:type="spellStart"/>
+      <w:r>
+        <w:rPr>
+          <w:lang w:val="es-AR"/>
+        </w:rPr>
+        <w:t>backend</w:t>
+      </w:r>
+      <w:proofErr w:type="spellEnd"/>
+      <w:r>
+        <w:rPr>
+          <w:lang w:val="es-AR"/>
+        </w:rPr>
+        <w:t xml:space="preserve"> Node.js y PostgreSQL. De esta manera se evita mantener dos mecanismos de autenticación superpuestos</w:t>
+      </w:r>
+      <w:r>
+        <w:rPr>
+          <w:lang w:val="es-AR"/>
+        </w:rPr>
+        <w:t>.</w:t>
+      </w:r>
+    </w:p>
+    <w:p>
+      <w:pPr>
+        <w:rPr>
+          <w:lang w:val="es-AR"/>
+        </w:rPr>
+      </w:pPr>
+      <w:r>
+        <w:rPr>
+          <w:b/>
+          <w:bCs/>
+          <w:lang w:val="es-AR"/>
+        </w:rPr>
+        <w:lastRenderedPageBreak/>
+        <w:t>Recuperación de contraseña.</w:t>
+      </w:r>
+      <w:r>
+        <w:rPr>
+          <w:lang w:val="es-AR"/>
+        </w:rPr>
+        <w:t xml:space="preserve"> Para implementar la recuperación de contraseña se utilizará </w:t>
+      </w:r>
+      <w:proofErr w:type="spellStart"/>
+      <w:r>
+        <w:rPr>
+          <w:lang w:val="es-AR"/>
+        </w:rPr>
+        <w:t>Nodemailer</w:t>
+      </w:r>
+      <w:proofErr w:type="spellEnd"/>
+      <w:r>
+        <w:rPr>
+          <w:lang w:val="es-AR"/>
+        </w:rPr>
+        <w:t xml:space="preserve"> integrado con un servidor SMTP configurable. El </w:t>
+      </w:r>
+      <w:proofErr w:type="spellStart"/>
+      <w:r>
+        <w:rPr>
+          <w:lang w:val="es-AR"/>
+        </w:rPr>
+        <w:t>backend</w:t>
+      </w:r>
+      <w:proofErr w:type="spellEnd"/>
+      <w:r>
+        <w:rPr>
+          <w:lang w:val="es-AR"/>
+        </w:rPr>
+        <w:t xml:space="preserve"> generará un token aleatorio, seguro, de un solo uso y con tiempo de expiración. El usuario recibirá por correo electrónico un enlace que contendrá dicho token. Una vez validado, podrá establecer una nueva contraseña, que será procesada mediante </w:t>
+      </w:r>
+      <w:proofErr w:type="spellStart"/>
+      <w:r>
+        <w:rPr>
+          <w:lang w:val="es-AR"/>
+        </w:rPr>
+        <w:t>bcrypt</w:t>
+      </w:r>
+      <w:proofErr w:type="spellEnd"/>
+      <w:r>
+        <w:rPr>
+          <w:lang w:val="es-AR"/>
+        </w:rPr>
+        <w:t xml:space="preserve"> antes de actualizarse en PostgreSQL. Esta solución mantiene la autenticación centralizada en el </w:t>
+      </w:r>
+      <w:proofErr w:type="spellStart"/>
+      <w:r>
+        <w:rPr>
+          <w:lang w:val="es-AR"/>
+        </w:rPr>
+        <w:t>backend</w:t>
+      </w:r>
+      <w:proofErr w:type="spellEnd"/>
+      <w:r>
+        <w:rPr>
+          <w:lang w:val="es-AR"/>
+        </w:rPr>
+        <w:t xml:space="preserve"> propio y evita incorporar </w:t>
+      </w:r>
+      <w:proofErr w:type="spellStart"/>
+      <w:r>
+        <w:rPr>
+          <w:lang w:val="es-AR"/>
+        </w:rPr>
+        <w:t>Firebase</w:t>
+      </w:r>
+      <w:proofErr w:type="spellEnd"/>
+      <w:r>
+        <w:rPr>
+          <w:lang w:val="es-AR"/>
+        </w:rPr>
+        <w:t xml:space="preserve"> </w:t>
+      </w:r>
+      <w:proofErr w:type="spellStart"/>
+      <w:r>
+        <w:rPr>
+          <w:lang w:val="es-AR"/>
+        </w:rPr>
+        <w:t>Authentication</w:t>
+      </w:r>
+      <w:proofErr w:type="spellEnd"/>
+      <w:r>
+        <w:rPr>
+          <w:lang w:val="es-AR"/>
+        </w:rPr>
+        <w:t xml:space="preserve">, debido a que el proyecto ya utiliza JWT, </w:t>
+      </w:r>
+      <w:proofErr w:type="spellStart"/>
+      <w:r>
+        <w:rPr>
+          <w:lang w:val="es-AR"/>
+        </w:rPr>
+        <w:t>bcrypt</w:t>
+      </w:r>
+      <w:proofErr w:type="spellEnd"/>
+      <w:r>
+        <w:rPr>
+          <w:lang w:val="es-AR"/>
+        </w:rPr>
+        <w:t xml:space="preserve"> y una tabla de usuarios propia.</w:t>
+      </w:r>
+    </w:p>
+    <w:p>
+      <w:pPr>
+        <w:rPr>
+          <w:lang w:val="es-AR"/>
+        </w:rPr>
+      </w:pPr>
+    </w:p>
+    <w:p>
+      <w:pPr>
+        <w:rPr>
+          <w:lang w:val="es-AR"/>
+        </w:rPr>
+      </w:pPr>
+      <w:r>
+        <w:rPr>
+          <w:b/>
+          <w:bCs/>
+          <w:lang w:val="es-AR"/>
+        </w:rPr>
+        <w:t>Carga de imágenes.</w:t>
+      </w:r>
+      <w:r>
+        <w:rPr>
+          <w:lang w:val="es-AR"/>
+        </w:rPr>
+        <w:t xml:space="preserve"> Para la incorporación opcional de imágenes en las publicaciones de donaciones se utilizará Multer. La aplicación móvil enviará la imagen al </w:t>
+      </w:r>
+      <w:proofErr w:type="spellStart"/>
+      <w:r>
+        <w:rPr>
+          <w:lang w:val="es-AR"/>
+        </w:rPr>
+        <w:t>backend</w:t>
+      </w:r>
+      <w:proofErr w:type="spellEnd"/>
+      <w:r>
+        <w:rPr>
+          <w:lang w:val="es-AR"/>
+        </w:rPr>
+        <w:t xml:space="preserve"> mediante una solicitud </w:t>
+      </w:r>
+      <w:proofErr w:type="spellStart"/>
+      <w:r>
+        <w:rPr>
+          <w:lang w:val="es-AR"/>
+        </w:rPr>
+        <w:t>multipart</w:t>
+      </w:r>
+      <w:proofErr w:type="spellEnd"/>
+      <w:r>
+        <w:rPr>
+          <w:lang w:val="es-AR"/>
+        </w:rPr>
+        <w:t>/</w:t>
+      </w:r>
+      <w:proofErr w:type="spellStart"/>
+      <w:r>
+        <w:rPr>
+          <w:lang w:val="es-AR"/>
+        </w:rPr>
+        <w:t>form</w:t>
+      </w:r>
+      <w:proofErr w:type="spellEnd"/>
+      <w:r>
+        <w:rPr>
+          <w:lang w:val="es-AR"/>
+        </w:rPr>
+        <w:t xml:space="preserve">-data. El </w:t>
+      </w:r>
+      <w:proofErr w:type="spellStart"/>
+      <w:r>
+        <w:rPr>
+          <w:lang w:val="es-AR"/>
+        </w:rPr>
+        <w:t>backend</w:t>
+      </w:r>
+      <w:proofErr w:type="spellEnd"/>
+      <w:r>
+        <w:rPr>
+          <w:lang w:val="es-AR"/>
+        </w:rPr>
+        <w:t xml:space="preserve"> verificará el tipo, extensión y tamaño del archivo, le asignará un nombre único y lo almacenará en una carpeta destinada a archivos cargados. En la base de datos PostgreSQL no se almacenará la imagen completa, sino únicamente el valor de </w:t>
+      </w:r>
+      <w:proofErr w:type="spellStart"/>
+      <w:r>
+        <w:rPr>
+          <w:lang w:val="es-AR"/>
+        </w:rPr>
+        <w:t>imagen_url</w:t>
+      </w:r>
+      <w:proofErr w:type="spellEnd"/>
+      <w:r>
+        <w:rPr>
+          <w:lang w:val="es-AR"/>
+        </w:rPr>
+        <w:t>, que permitirá recuperarla posteriormente.</w:t>
+      </w:r>
+    </w:p>
     <w:p>
       <w:pPr>
         <w:pStyle w:val="Ttulo1"/>
@@ -2462,7 +3289,7 @@
           <w:bCs/>
           <w:color w:val="1E2761"/>
         </w:rPr>
-        <w:t xml:space="preserve">3. </w:t>
+        <w:t>3. A</w:t>
       </w:r>
       <w:proofErr w:type="spellStart"/>
       <w:r>
@@ -2471,7 +3298,7 @@
           <w:bCs/>
           <w:color w:val="1E2761"/>
         </w:rPr>
-        <w:t>Alternativas</w:t>
+        <w:t>lternativas</w:t>
       </w:r>
       <w:proofErr w:type="spellEnd"/>
       <w:r>
@@ -2533,12 +3360,6 @@
         <w:gridCol w:w="6560"/>
       </w:tblGrid>
       <w:tr>
-        <w:tblPrEx>
-          <w:tblCellMar>
-            <w:top w:w="0" w:type="dxa"/>
-            <w:bottom w:w="0" w:type="dxa"/>
-          </w:tblCellMar>
-        </w:tblPrEx>
         <w:trPr>
           <w:tblHeader/>
         </w:trPr>
@@ -2555,7 +3376,6 @@
             <w:vAlign w:val="center"/>
           </w:tcPr>
           <w:p>
-            <w:proofErr w:type="spellStart"/>
             <w:r>
               <w:rPr>
                 <w:b/>
@@ -2564,9 +3384,9 @@
                 <w:sz w:val="19"/>
                 <w:szCs w:val="19"/>
               </w:rPr>
-              <w:t>Alternativa</w:t>
-            </w:r>
-            <w:proofErr w:type="spellEnd"/>
+              <w:t xml:space="preserve">Alternativa </w:t>
+            </w:r>
+            <w:proofErr w:type="spellStart"/>
             <w:r>
               <w:rPr>
                 <w:b/>
@@ -2575,9 +3395,24 @@
                 <w:sz w:val="19"/>
                 <w:szCs w:val="19"/>
               </w:rPr>
-              <w:t xml:space="preserve"> </w:t>
-            </w:r>
-            <w:proofErr w:type="spellStart"/>
+              <w:t>descartada</w:t>
+            </w:r>
+            <w:proofErr w:type="spellEnd"/>
+          </w:p>
+        </w:tc>
+        <w:tc>
+          <w:tcPr>
+            <w:tcW w:w="6560" w:type="dxa"/>
+            <w:shd w:val="clear" w:color="auto" w:fill="1E2761"/>
+            <w:tcMar>
+              <w:top w:w="70" w:type="dxa"/>
+              <w:left w:w="100" w:type="dxa"/>
+              <w:bottom w:w="70" w:type="dxa"/>
+              <w:right w:w="100" w:type="dxa"/>
+            </w:tcMar>
+            <w:vAlign w:val="center"/>
+          </w:tcPr>
+          <w:p>
             <w:r>
               <w:rPr>
                 <w:b/>
@@ -2586,24 +3421,8 @@
                 <w:sz w:val="19"/>
                 <w:szCs w:val="19"/>
               </w:rPr>
-              <w:t>descartada</w:t>
-            </w:r>
-            <w:proofErr w:type="spellEnd"/>
-          </w:p>
-        </w:tc>
-        <w:tc>
-          <w:tcPr>
-            <w:tcW w:w="6560" w:type="dxa"/>
-            <w:shd w:val="clear" w:color="auto" w:fill="1E2761"/>
-            <w:tcMar>
-              <w:top w:w="70" w:type="dxa"/>
-              <w:left w:w="100" w:type="dxa"/>
-              <w:bottom w:w="70" w:type="dxa"/>
-              <w:right w:w="100" w:type="dxa"/>
-            </w:tcMar>
-            <w:vAlign w:val="center"/>
-          </w:tcPr>
-          <w:p>
+              <w:t xml:space="preserve">Razón del </w:t>
+            </w:r>
             <w:proofErr w:type="spellStart"/>
             <w:r>
               <w:rPr>
@@ -2613,28 +3432,6 @@
                 <w:sz w:val="19"/>
                 <w:szCs w:val="19"/>
               </w:rPr>
-              <w:t>Razón</w:t>
-            </w:r>
-            <w:proofErr w:type="spellEnd"/>
-            <w:r>
-              <w:rPr>
-                <w:b/>
-                <w:bCs/>
-                <w:color w:val="FFFFFF"/>
-                <w:sz w:val="19"/>
-                <w:szCs w:val="19"/>
-              </w:rPr>
-              <w:t xml:space="preserve"> del </w:t>
-            </w:r>
-            <w:proofErr w:type="spellStart"/>
-            <w:r>
-              <w:rPr>
-                <w:b/>
-                <w:bCs/>
-                <w:color w:val="FFFFFF"/>
-                <w:sz w:val="19"/>
-                <w:szCs w:val="19"/>
-              </w:rPr>
               <w:t>descarte</w:t>
             </w:r>
             <w:proofErr w:type="spellEnd"/>
@@ -2642,12 +3439,6 @@
         </w:tc>
       </w:tr>
       <w:tr>
-        <w:tblPrEx>
-          <w:tblCellMar>
-            <w:top w:w="0" w:type="dxa"/>
-            <w:bottom w:w="0" w:type="dxa"/>
-          </w:tblCellMar>
-        </w:tblPrEx>
         <w:tc>
           <w:tcPr>
             <w:tcW w:w="3000" w:type="dxa"/>
@@ -2694,28 +3485,84 @@
                 <w:szCs w:val="19"/>
                 <w:lang w:val="es-AR"/>
               </w:rPr>
-              <w:t xml:space="preserve">Costo de licenciamiento por uso facturado en USD, lo que expone al proyecto a la volatilidad cambiaria (riesgo R14); contradice el criterio de priorizar herramientas open </w:t>
-            </w:r>
-            <w:proofErr w:type="spellStart"/>
-            <w:r>
-              <w:rPr>
-                <w:sz w:val="19"/>
-                <w:szCs w:val="19"/>
-                <w:lang w:val="es-AR"/>
-              </w:rPr>
-              <w:t>source</w:t>
-            </w:r>
-            <w:proofErr w:type="spellEnd"/>
+              <w:t xml:space="preserve">Google </w:t>
+            </w:r>
+            <w:proofErr w:type="spellStart"/>
+            <w:r>
+              <w:rPr>
+                <w:sz w:val="19"/>
+                <w:szCs w:val="19"/>
+                <w:lang w:val="es-AR"/>
+              </w:rPr>
+              <w:t>Maps</w:t>
+            </w:r>
+            <w:proofErr w:type="spellEnd"/>
+            <w:r>
+              <w:rPr>
+                <w:sz w:val="19"/>
+                <w:szCs w:val="19"/>
+                <w:lang w:val="es-AR"/>
+              </w:rPr>
+              <w:t xml:space="preserve"> </w:t>
+            </w:r>
+            <w:proofErr w:type="spellStart"/>
+            <w:r>
+              <w:rPr>
+                <w:sz w:val="19"/>
+                <w:szCs w:val="19"/>
+                <w:lang w:val="es-AR"/>
+              </w:rPr>
+              <w:t>Platform</w:t>
+            </w:r>
+            <w:proofErr w:type="spellEnd"/>
+            <w:r>
+              <w:rPr>
+                <w:sz w:val="19"/>
+                <w:szCs w:val="19"/>
+                <w:lang w:val="es-AR"/>
+              </w:rPr>
+              <w:t xml:space="preserve"> utiliza servicios comerciales con facturación y condiciones sujetas al proveedor. Aunque existen umbrales de uso sin costo, su adopción incorporaría dependencia de facturación, condiciones externas y posibles costos en moneda extranjera vinculados con el riesgo R14. Se prioriza </w:t>
+            </w:r>
+            <w:proofErr w:type="spellStart"/>
+            <w:r>
+              <w:rPr>
+                <w:sz w:val="19"/>
+                <w:szCs w:val="19"/>
+                <w:lang w:val="es-AR"/>
+              </w:rPr>
+              <w:t>Leaflet</w:t>
+            </w:r>
+            <w:proofErr w:type="spellEnd"/>
+            <w:r>
+              <w:rPr>
+                <w:sz w:val="19"/>
+                <w:szCs w:val="19"/>
+                <w:lang w:val="es-AR"/>
+              </w:rPr>
+              <w:t xml:space="preserve"> con </w:t>
+            </w:r>
+            <w:proofErr w:type="spellStart"/>
+            <w:r>
+              <w:rPr>
+                <w:sz w:val="19"/>
+                <w:szCs w:val="19"/>
+                <w:lang w:val="es-AR"/>
+              </w:rPr>
+              <w:t>OpenStreetMap</w:t>
+            </w:r>
+            <w:proofErr w:type="spellEnd"/>
+            <w:r>
+              <w:rPr>
+                <w:sz w:val="19"/>
+                <w:szCs w:val="19"/>
+                <w:lang w:val="es-AR"/>
+              </w:rPr>
+              <w:t xml:space="preserve"> o un proveedor compatible para mantener mayor control sobre la integración</w:t>
+            </w:r>
           </w:p>
         </w:tc>
       </w:tr>
       <w:tr>
-        <w:tblPrEx>
-          <w:tblCellMar>
-            <w:top w:w="0" w:type="dxa"/>
-            <w:bottom w:w="0" w:type="dxa"/>
-          </w:tblCellMar>
-        </w:tblPrEx>
         <w:tc>
           <w:tcPr>
             <w:tcW w:w="3000" w:type="dxa"/>
@@ -2786,12 +3633,6 @@
         </w:tc>
       </w:tr>
       <w:tr>
-        <w:tblPrEx>
-          <w:tblCellMar>
-            <w:top w:w="0" w:type="dxa"/>
-            <w:bottom w:w="0" w:type="dxa"/>
-          </w:tblCellMar>
-        </w:tblPrEx>
         <w:tc>
           <w:tcPr>
             <w:tcW w:w="3000" w:type="dxa"/>
@@ -2838,26 +3679,12 @@
                 <w:szCs w:val="19"/>
                 <w:lang w:val="es-AR"/>
               </w:rPr>
-              <w:t>El criterio de aceptación de persistencia de datos exige transacciones ACID para inscripciones</w:t>
-            </w:r>
-            <w:r>
-              <w:rPr>
-                <w:sz w:val="19"/>
-                <w:szCs w:val="19"/>
-                <w:lang w:val="es-AR"/>
-              </w:rPr>
-              <w:t xml:space="preserve"> y donaciones; un modelo relacional es más adecuado que uno orientado a documentos</w:t>
+              <w:t>MongoDB admite transacciones ACID, por lo que no se descarta por ausencia de esa capacidad. Se selecciona PostgreSQL porque el dominio presenta numerosas relaciones, claves foráneas, asociaciones N:M, restricciones de unicidad e integridad referencial, además de consultas agregadas para estadísticas. El modelo relacional resulta más directo y coherente con el DER del proyecto.</w:t>
             </w:r>
           </w:p>
         </w:tc>
       </w:tr>
       <w:tr>
-        <w:tblPrEx>
-          <w:tblCellMar>
-            <w:top w:w="0" w:type="dxa"/>
-            <w:bottom w:w="0" w:type="dxa"/>
-          </w:tblCellMar>
-        </w:tblPrEx>
         <w:tc>
           <w:tcPr>
             <w:tcW w:w="3000" w:type="dxa"/>
@@ -2954,7 +3781,7 @@
     </w:p>
     <w:p>
       <w:pPr>
-        <w:spacing w:after="100"/>
+        <w:spacing w:after="240"/>
         <w:rPr>
           <w:lang w:val="es-AR"/>
         </w:rPr>
@@ -3007,7 +3834,7 @@
         <w:rPr>
           <w:lang w:val="es-AR"/>
         </w:rPr>
-        <w:t xml:space="preserve">riesgo de severidad Alta ya identificado. Mitigación definida desde esta actividad: encapsular la integración de mapas en una capa desacoplada (patrón </w:t>
+        <w:t xml:space="preserve">riesgo de severidad Alta ya identificado. La integración del mapa se encapsulará mediante un componente propio y un patrón </w:t>
       </w:r>
       <w:proofErr w:type="spellStart"/>
       <w:r>
@@ -3021,13 +3848,35 @@
         <w:rPr>
           <w:lang w:val="es-AR"/>
         </w:rPr>
-        <w:t>), para poder camb</w:t>
-      </w:r>
-      <w:r>
-        <w:rPr>
-          <w:lang w:val="es-AR"/>
-        </w:rPr>
-        <w:t>iar de proveedor de teselas sin reescribir el resto del sistema.</w:t>
+        <w:t xml:space="preserve">, evitando </w:t>
+      </w:r>
+      <w:proofErr w:type="spellStart"/>
+      <w:r>
+        <w:rPr>
+          <w:lang w:val="es-AR"/>
+        </w:rPr>
+        <w:t>hardcodear</w:t>
+      </w:r>
+      <w:proofErr w:type="spellEnd"/>
+      <w:r>
+        <w:rPr>
+          <w:lang w:val="es-AR"/>
+        </w:rPr>
+        <w:t xml:space="preserve"> el proveedor de teselas. La implementación deberá mostrar la atribución correspondiente, respetar las políticas de uso y almacenamiento en caché y permitir sustituir el proveedor sin modificar la lógica de oportunidades, búsquedas o recomendaciones. Esta medida también contempla que los servidores públicos de </w:t>
+      </w:r>
+      <w:proofErr w:type="spellStart"/>
+      <w:r>
+        <w:rPr>
+          <w:lang w:val="es-AR"/>
+        </w:rPr>
+        <w:t>OpenStreetMap</w:t>
+      </w:r>
+      <w:proofErr w:type="spellEnd"/>
+      <w:r>
+        <w:rPr>
+          <w:lang w:val="es-AR"/>
+        </w:rPr>
+        <w:t xml:space="preserve"> no ofrecen un acuerdo de nivel de servicio.</w:t>
       </w:r>
     </w:p>
     <w:p>
@@ -3077,13 +3926,7 @@
         <w:rPr>
           <w:lang w:val="es-AR"/>
         </w:rPr>
-        <w:t xml:space="preserve"> SDK) para facilitar una futura migración si cambi</w:t>
-      </w:r>
-      <w:r>
-        <w:rPr>
-          <w:lang w:val="es-AR"/>
-        </w:rPr>
-        <w:t>an las condiciones de uso.</w:t>
+        <w:t xml:space="preserve"> SDK) para facilitar una futura migración si cambian las condiciones de uso.</w:t>
       </w:r>
     </w:p>
     <w:p>
@@ -3093,8 +3936,6 @@
           <w:lang w:val="es-AR"/>
         </w:rPr>
       </w:pPr>
-      <w:bookmarkStart w:id="0" w:name="_GoBack"/>
-      <w:bookmarkEnd w:id="0"/>
     </w:p>
     <w:sectPr>
       <w:pgSz w:w="12240" w:h="15840"/>
@@ -3107,7 +3948,7 @@
 </file>
 
 <file path=word/numbering.xml><?xml version="1.0" encoding="utf-8"?>
-<w:numbering xmlns:wpc="http://schemas.microsoft.com/office/word/2010/wordprocessingCanvas" xmlns:cx="http://schemas.microsoft.com/office/drawing/2014/chartex" xmlns:mc="http://schemas.openxmlformats.org/markup-compatibility/2006" xmlns:o="urn:schemas-microsoft-com:office:office" xmlns:r="http://schemas.openxmlformats.org/officeDocument/2006/relationships" xmlns:m="http://schemas.openxmlformats.org/officeDocument/2006/math" xmlns:v="urn:schemas-microsoft-com:vml" xmlns:wp14="http://schemas.microsoft.com/office/word/2010/wordprocessingDrawing" xmlns:wp="http://schemas.openxmlformats.org/drawingml/2006/wordprocessingDrawing" xmlns:w10="urn:schemas-microsoft-com:office:word" xmlns:w="http://schemas.openxmlformats.org/wordprocessingml/2006/main" xmlns:w14="http://schemas.microsoft.com/office/word/2010/wordml" xmlns:w15="http://schemas.microsoft.com/office/word/2012/wordml" xmlns:w16se="http://schemas.microsoft.com/office/word/2015/wordml/symex" xmlns:wpg="http://schemas.microsoft.com/office/word/2010/wordprocessingGroup" xmlns:wpi="http://schemas.microsoft.com/office/word/2010/wordprocessingInk" xmlns:wne="http://schemas.microsoft.com/office/word/2006/wordml" xmlns:wps="http://schemas.microsoft.com/office/word/2010/wordprocessingShape" mc:Ignorable="w14 w15 w16se wp14">
+<w:numbering xmlns:wpc="http://schemas.microsoft.com/office/word/2010/wordprocessingCanvas" xmlns:cx="http://schemas.microsoft.com/office/drawing/2014/chartex" xmlns:cx1="http://schemas.microsoft.com/office/drawing/2015/9/8/chartex" xmlns:cx2="http://schemas.microsoft.com/office/drawing/2015/10/21/chartex" xmlns:cx3="http://schemas.microsoft.com/office/drawing/2016/5/9/chartex" xmlns:cx4="http://schemas.microsoft.com/office/drawing/2016/5/10/chartex" xmlns:cx5="http://schemas.microsoft.com/office/drawing/2016/5/11/chartex" xmlns:cx6="http://schemas.microsoft.com/office/drawing/2016/5/12/chartex" xmlns:cx7="http://schemas.microsoft.com/office/drawing/2016/5/13/chartex" xmlns:cx8="http://schemas.microsoft.com/office/drawing/2016/5/14/chartex" xmlns:mc="http://schemas.openxmlformats.org/markup-compatibility/2006" xmlns:aink="http://schemas.microsoft.com/office/drawing/2016/ink" xmlns:am3d="http://schemas.microsoft.com/office/drawing/2017/model3d" xmlns:o="urn:schemas-microsoft-com:office:office" xmlns:oel="http://schemas.microsoft.com/office/2019/extlst" xmlns:r="http://schemas.openxmlformats.org/officeDocument/2006/relationships" xmlns:m="http://schemas.openxmlformats.org/officeDocument/2006/math" xmlns:v="urn:schemas-microsoft-com:vml" xmlns:wp14="http://schemas.microsoft.com/office/word/2010/wordprocessingDrawing" xmlns:wp="http://schemas.openxmlformats.org/drawingml/2006/wordprocessingDrawing" xmlns:w10="urn:schemas-microsoft-com:office:word" xmlns:w="http://schemas.openxmlformats.org/wordprocessingml/2006/main" xmlns:w14="http://schemas.microsoft.com/office/word/2010/wordml" xmlns:w15="http://schemas.microsoft.com/office/word/2012/wordml" xmlns:w16cex="http://schemas.microsoft.com/office/word/2018/wordml/cex" xmlns:w16cid="http://schemas.microsoft.com/office/word/2016/wordml/cid" xmlns:w16="http://schemas.microsoft.com/office/word/2018/wordml" xmlns:w16du="http://schemas.microsoft.com/office/word/2023/wordml/word16du" xmlns:w16sdtdh="http://schemas.microsoft.com/office/word/2020/wordml/sdtdatahash" xmlns:w16sdtfl="http://schemas.microsoft.com/office/word/2024/wordml/sdtformatlock" xmlns:w16se="http://schemas.microsoft.com/office/word/2015/wordml/symex" xmlns:wpg="http://schemas.microsoft.com/office/word/2010/wordprocessingGroup" xmlns:wpi="http://schemas.microsoft.com/office/word/2010/wordprocessingInk" xmlns:wne="http://schemas.microsoft.com/office/word/2006/wordml" xmlns:wps="http://schemas.microsoft.com/office/word/2010/wordprocessingShape" mc:Ignorable="w14 w15 w16se w16cid w16 w16cex w16sdtdh w16sdtfl w16du wp14">
   <w:abstractNum w:abstractNumId="0" w15:restartNumberingAfterBreak="0">
     <w:nsid w:val="3CC16E41"/>
     <w:multiLevelType w:val="hybridMultilevel"/>
@@ -3194,7 +4035,7 @@
       </w:pPr>
     </w:lvl>
   </w:abstractNum>
-  <w:num w:numId="1">
+  <w:num w:numId="1" w16cid:durableId="1044989936">
     <w:abstractNumId w:val="0"/>
     <w:lvlOverride w:ilvl="0">
       <w:startOverride w:val="1"/>
@@ -3204,7 +4045,7 @@
 </file>
 
 <file path=word/styles.xml><?xml version="1.0" encoding="utf-8"?>
-<w:styles xmlns:mc="http://schemas.openxmlformats.org/markup-compatibility/2006" xmlns:r="http://schemas.openxmlformats.org/officeDocument/2006/relationships" xmlns:w="http://schemas.openxmlformats.org/wordprocessingml/2006/main" xmlns:w14="http://schemas.microsoft.com/office/word/2010/wordml" xmlns:w15="http://schemas.microsoft.com/office/word/2012/wordml" xmlns:w16se="http://schemas.microsoft.com/office/word/2015/wordml/symex" mc:Ignorable="w14 w15 w16se">
+<w:styles xmlns:mc="http://schemas.openxmlformats.org/markup-compatibility/2006" xmlns:r="http://schemas.openxmlformats.org/officeDocument/2006/relationships" xmlns:w="http://schemas.openxmlformats.org/wordprocessingml/2006/main" xmlns:w14="http://schemas.microsoft.com/office/word/2010/wordml" xmlns:w15="http://schemas.microsoft.com/office/word/2012/wordml" xmlns:w16cex="http://schemas.microsoft.com/office/word/2018/wordml/cex" xmlns:w16cid="http://schemas.microsoft.com/office/word/2016/wordml/cid" xmlns:w16="http://schemas.microsoft.com/office/word/2018/wordml" xmlns:w16du="http://schemas.microsoft.com/office/word/2023/wordml/word16du" xmlns:w16sdtdh="http://schemas.microsoft.com/office/word/2020/wordml/sdtdatahash" xmlns:w16sdtfl="http://schemas.microsoft.com/office/word/2024/wordml/sdtformatlock" xmlns:w16se="http://schemas.microsoft.com/office/word/2015/wordml/symex" mc:Ignorable="w14 w15 w16se w16cid w16 w16cex w16sdtdh w16sdtfl w16du">
   <w:docDefaults>
     <w:rPrDefault>
       <w:rPr>
@@ -3217,7 +4058,7 @@
     </w:rPrDefault>
     <w:pPrDefault/>
   </w:docDefaults>
-  <w:latentStyles w:defLockedState="0" w:defUIPriority="99" w:defSemiHidden="0" w:defUnhideWhenUsed="0" w:defQFormat="0" w:count="371">
+  <w:latentStyles w:defLockedState="0" w:defUIPriority="99" w:defSemiHidden="0" w:defUnhideWhenUsed="0" w:defQFormat="0" w:count="376">
     <w:lsdException w:name="Normal" w:uiPriority="0" w:qFormat="1"/>
     <w:lsdException w:name="heading 1" w:uiPriority="9" w:qFormat="1"/>
     <w:lsdException w:name="heading 2" w:semiHidden="1" w:uiPriority="9" w:unhideWhenUsed="1" w:qFormat="1"/>
@@ -3589,6 +4430,11 @@
     <w:lsdException w:name="List Table 5 Dark Accent 6" w:uiPriority="50"/>
     <w:lsdException w:name="List Table 6 Colorful Accent 6" w:uiPriority="51"/>
     <w:lsdException w:name="List Table 7 Colorful Accent 6" w:uiPriority="52"/>
+    <w:lsdException w:name="Mention" w:semiHidden="1" w:unhideWhenUsed="1"/>
+    <w:lsdException w:name="Smart Hyperlink" w:semiHidden="1" w:unhideWhenUsed="1"/>
+    <w:lsdException w:name="Hashtag" w:semiHidden="1" w:unhideWhenUsed="1"/>
+    <w:lsdException w:name="Unresolved Mention" w:semiHidden="1" w:unhideWhenUsed="1"/>
+    <w:lsdException w:name="Smart Link" w:semiHidden="1" w:unhideWhenUsed="1"/>
   </w:latentStyles>
   <w:style w:type="paragraph" w:default="1" w:styleId="Normal">
     <w:name w:val="Normal"/>
@@ -3665,7 +4511,6 @@
   <w:style w:type="character" w:default="1" w:styleId="Fuentedeprrafopredeter">
     <w:name w:val="Default Paragraph Font"/>
     <w:uiPriority w:val="1"/>
-    <w:semiHidden/>
     <w:unhideWhenUsed/>
   </w:style>
   <w:style w:type="table" w:default="1" w:styleId="Tablanormal">
